--- a/fuentes/621209_CF03_CFA.docx
+++ b/fuentes/621209_CF03_CFA.docx
@@ -581,7 +581,7 @@
           <w:r>
             <w:fldChar w:fldCharType="separate"/>
           </w:r>
-          <w:hyperlink w:anchor="_Toc239423829" w:history="1">
+          <w:hyperlink w:anchor="_Toc239699428" w:history="1">
             <w:r>
               <w:rPr>
                 <w:rStyle w:val="Hipervnculo"/>
@@ -608,7 +608,7 @@
                 <w:noProof/>
                 <w:webHidden/>
               </w:rPr>
-              <w:instrText xml:space="preserve"> PAGEREF _Toc239423829 \h </w:instrText>
+              <w:instrText xml:space="preserve"> PAGEREF _Toc239699428 \h </w:instrText>
             </w:r>
             <w:r>
               <w:rPr>
@@ -654,7 +654,7 @@
               <w:lang w:eastAsia="es-CO"/>
             </w:rPr>
           </w:pPr>
-          <w:hyperlink w:anchor="_Toc239423830" w:history="1">
+          <w:hyperlink w:anchor="_Toc239699429" w:history="1">
             <w:r>
               <w:rPr>
                 <w:rStyle w:val="Hipervnculo"/>
@@ -708,7 +708,7 @@
                 <w:noProof/>
                 <w:webHidden/>
               </w:rPr>
-              <w:instrText xml:space="preserve"> PAGEREF _Toc239423830 \h </w:instrText>
+              <w:instrText xml:space="preserve"> PAGEREF _Toc239699429 \h </w:instrText>
             </w:r>
             <w:r>
               <w:rPr>
@@ -754,7 +754,7 @@
               <w:lang w:eastAsia="es-CO"/>
             </w:rPr>
           </w:pPr>
-          <w:hyperlink w:anchor="_Toc239423831" w:history="1">
+          <w:hyperlink w:anchor="_Toc239699430" w:history="1">
             <w:r>
               <w:rPr>
                 <w:rStyle w:val="Hipervnculo"/>
@@ -798,7 +798,7 @@
                 <w:noProof/>
                 <w:webHidden/>
               </w:rPr>
-              <w:instrText xml:space="preserve"> PAGEREF _Toc239423831 \h </w:instrText>
+              <w:instrText xml:space="preserve"> PAGEREF _Toc239699430 \h </w:instrText>
             </w:r>
             <w:r>
               <w:rPr>
@@ -844,7 +844,7 @@
               <w:lang w:eastAsia="es-CO"/>
             </w:rPr>
           </w:pPr>
-          <w:hyperlink w:anchor="_Toc239423832" w:history="1">
+          <w:hyperlink w:anchor="_Toc239699431" w:history="1">
             <w:r>
               <w:rPr>
                 <w:rStyle w:val="Hipervnculo"/>
@@ -888,7 +888,7 @@
                 <w:noProof/>
                 <w:webHidden/>
               </w:rPr>
-              <w:instrText xml:space="preserve"> PAGEREF _Toc239423832 \h </w:instrText>
+              <w:instrText xml:space="preserve"> PAGEREF _Toc239699431 \h </w:instrText>
             </w:r>
             <w:r>
               <w:rPr>
@@ -934,7 +934,7 @@
               <w:lang w:eastAsia="es-CO"/>
             </w:rPr>
           </w:pPr>
-          <w:hyperlink w:anchor="_Toc239423833" w:history="1">
+          <w:hyperlink w:anchor="_Toc239699432" w:history="1">
             <w:r>
               <w:rPr>
                 <w:rStyle w:val="Hipervnculo"/>
@@ -988,7 +988,7 @@
                 <w:noProof/>
                 <w:webHidden/>
               </w:rPr>
-              <w:instrText xml:space="preserve"> PAGEREF _Toc239423833 \h </w:instrText>
+              <w:instrText xml:space="preserve"> PAGEREF _Toc239699432 \h </w:instrText>
             </w:r>
             <w:r>
               <w:rPr>
@@ -1034,7 +1034,7 @@
               <w:lang w:eastAsia="es-CO"/>
             </w:rPr>
           </w:pPr>
-          <w:hyperlink w:anchor="_Toc239423834" w:history="1">
+          <w:hyperlink w:anchor="_Toc239699433" w:history="1">
             <w:r>
               <w:rPr>
                 <w:rStyle w:val="Hipervnculo"/>
@@ -1078,7 +1078,7 @@
                 <w:noProof/>
                 <w:webHidden/>
               </w:rPr>
-              <w:instrText xml:space="preserve"> PAGEREF _Toc239423834 \h </w:instrText>
+              <w:instrText xml:space="preserve"> PAGEREF _Toc239699433 \h </w:instrText>
             </w:r>
             <w:r>
               <w:rPr>
@@ -1124,7 +1124,7 @@
               <w:lang w:eastAsia="es-CO"/>
             </w:rPr>
           </w:pPr>
-          <w:hyperlink w:anchor="_Toc239423835" w:history="1">
+          <w:hyperlink w:anchor="_Toc239699434" w:history="1">
             <w:r>
               <w:rPr>
                 <w:rStyle w:val="Hipervnculo"/>
@@ -1168,7 +1168,7 @@
                 <w:noProof/>
                 <w:webHidden/>
               </w:rPr>
-              <w:instrText xml:space="preserve"> PAGEREF _Toc239423835 \h </w:instrText>
+              <w:instrText xml:space="preserve"> PAGEREF _Toc239699434 \h </w:instrText>
             </w:r>
             <w:r>
               <w:rPr>
@@ -1214,7 +1214,7 @@
               <w:lang w:eastAsia="es-CO"/>
             </w:rPr>
           </w:pPr>
-          <w:hyperlink w:anchor="_Toc239423836" w:history="1">
+          <w:hyperlink w:anchor="_Toc239699435" w:history="1">
             <w:r>
               <w:rPr>
                 <w:rStyle w:val="Hipervnculo"/>
@@ -1258,7 +1258,7 @@
                 <w:noProof/>
                 <w:webHidden/>
               </w:rPr>
-              <w:instrText xml:space="preserve"> PAGEREF _Toc239423836 \h </w:instrText>
+              <w:instrText xml:space="preserve"> PAGEREF _Toc239699435 \h </w:instrText>
             </w:r>
             <w:r>
               <w:rPr>
@@ -1278,7 +1278,7 @@
                 <w:noProof/>
                 <w:webHidden/>
               </w:rPr>
-              <w:t>23</w:t>
+              <w:t>25</w:t>
             </w:r>
             <w:r>
               <w:rPr>
@@ -1304,7 +1304,7 @@
               <w:lang w:eastAsia="es-CO"/>
             </w:rPr>
           </w:pPr>
-          <w:hyperlink w:anchor="_Toc239423837" w:history="1">
+          <w:hyperlink w:anchor="_Toc239699436" w:history="1">
             <w:r>
               <w:rPr>
                 <w:rStyle w:val="Hipervnculo"/>
@@ -1348,7 +1348,7 @@
                 <w:noProof/>
                 <w:webHidden/>
               </w:rPr>
-              <w:instrText xml:space="preserve"> PAGEREF _Toc239423837 \h </w:instrText>
+              <w:instrText xml:space="preserve"> PAGEREF _Toc239699436 \h </w:instrText>
             </w:r>
             <w:r>
               <w:rPr>
@@ -1368,7 +1368,7 @@
                 <w:noProof/>
                 <w:webHidden/>
               </w:rPr>
-              <w:t>25</w:t>
+              <w:t>27</w:t>
             </w:r>
             <w:r>
               <w:rPr>
@@ -1394,7 +1394,7 @@
               <w:lang w:eastAsia="es-CO"/>
             </w:rPr>
           </w:pPr>
-          <w:hyperlink w:anchor="_Toc239423838" w:history="1">
+          <w:hyperlink w:anchor="_Toc239699437" w:history="1">
             <w:r>
               <w:rPr>
                 <w:rStyle w:val="Hipervnculo"/>
@@ -1438,7 +1438,7 @@
                 <w:noProof/>
                 <w:webHidden/>
               </w:rPr>
-              <w:instrText xml:space="preserve"> PAGEREF _Toc239423838 \h </w:instrText>
+              <w:instrText xml:space="preserve"> PAGEREF _Toc239699437 \h </w:instrText>
             </w:r>
             <w:r>
               <w:rPr>
@@ -1458,7 +1458,7 @@
                 <w:noProof/>
                 <w:webHidden/>
               </w:rPr>
-              <w:t>27</w:t>
+              <w:t>29</w:t>
             </w:r>
             <w:r>
               <w:rPr>
@@ -1484,7 +1484,7 @@
               <w:lang w:eastAsia="es-CO"/>
             </w:rPr>
           </w:pPr>
-          <w:hyperlink w:anchor="_Toc239423839" w:history="1">
+          <w:hyperlink w:anchor="_Toc239699438" w:history="1">
             <w:r>
               <w:rPr>
                 <w:rStyle w:val="Hipervnculo"/>
@@ -1537,7 +1537,7 @@
                 <w:noProof/>
                 <w:webHidden/>
               </w:rPr>
-              <w:instrText xml:space="preserve"> PAGEREF _Toc239423839 \h </w:instrText>
+              <w:instrText xml:space="preserve"> PAGEREF _Toc239699438 \h </w:instrText>
             </w:r>
             <w:r>
               <w:rPr>
@@ -1557,7 +1557,7 @@
                 <w:noProof/>
                 <w:webHidden/>
               </w:rPr>
-              <w:t>27</w:t>
+              <w:t>29</w:t>
             </w:r>
             <w:r>
               <w:rPr>
@@ -1583,7 +1583,7 @@
               <w:lang w:eastAsia="es-CO"/>
             </w:rPr>
           </w:pPr>
-          <w:hyperlink w:anchor="_Toc239423840" w:history="1">
+          <w:hyperlink w:anchor="_Toc239699439" w:history="1">
             <w:r>
               <w:rPr>
                 <w:rStyle w:val="Hipervnculo"/>
@@ -1627,7 +1627,7 @@
                 <w:noProof/>
                 <w:webHidden/>
               </w:rPr>
-              <w:instrText xml:space="preserve"> PAGEREF _Toc239423840 \h </w:instrText>
+              <w:instrText xml:space="preserve"> PAGEREF _Toc239699439 \h </w:instrText>
             </w:r>
             <w:r>
               <w:rPr>
@@ -1647,7 +1647,7 @@
                 <w:noProof/>
                 <w:webHidden/>
               </w:rPr>
-              <w:t>28</w:t>
+              <w:t>30</w:t>
             </w:r>
             <w:r>
               <w:rPr>
@@ -1673,7 +1673,7 @@
               <w:lang w:eastAsia="es-CO"/>
             </w:rPr>
           </w:pPr>
-          <w:hyperlink w:anchor="_Toc239423841" w:history="1">
+          <w:hyperlink w:anchor="_Toc239699440" w:history="1">
             <w:r>
               <w:rPr>
                 <w:rStyle w:val="Hipervnculo"/>
@@ -1734,7 +1734,7 @@
                 <w:noProof/>
                 <w:webHidden/>
               </w:rPr>
-              <w:instrText xml:space="preserve"> PAGEREF _Toc239423841 \h </w:instrText>
+              <w:instrText xml:space="preserve"> PAGEREF _Toc239699440 \h </w:instrText>
             </w:r>
             <w:r>
               <w:rPr>
@@ -1754,7 +1754,7 @@
                 <w:noProof/>
                 <w:webHidden/>
               </w:rPr>
-              <w:t>33</w:t>
+              <w:t>35</w:t>
             </w:r>
             <w:r>
               <w:rPr>
@@ -1780,7 +1780,7 @@
               <w:lang w:eastAsia="es-CO"/>
             </w:rPr>
           </w:pPr>
-          <w:hyperlink w:anchor="_Toc239423842" w:history="1">
+          <w:hyperlink w:anchor="_Toc239699441" w:history="1">
             <w:r>
               <w:rPr>
                 <w:rStyle w:val="Hipervnculo"/>
@@ -1824,7 +1824,7 @@
                 <w:noProof/>
                 <w:webHidden/>
               </w:rPr>
-              <w:instrText xml:space="preserve"> PAGEREF _Toc239423842 \h </w:instrText>
+              <w:instrText xml:space="preserve"> PAGEREF _Toc239699441 \h </w:instrText>
             </w:r>
             <w:r>
               <w:rPr>
@@ -1844,7 +1844,7 @@
                 <w:noProof/>
                 <w:webHidden/>
               </w:rPr>
-              <w:t>38</w:t>
+              <w:t>40</w:t>
             </w:r>
             <w:r>
               <w:rPr>
@@ -1870,7 +1870,7 @@
               <w:lang w:eastAsia="es-CO"/>
             </w:rPr>
           </w:pPr>
-          <w:hyperlink w:anchor="_Toc239423843" w:history="1">
+          <w:hyperlink w:anchor="_Toc239699442" w:history="1">
             <w:r>
               <w:rPr>
                 <w:rStyle w:val="Hipervnculo"/>
@@ -1915,7 +1915,7 @@
                 <w:noProof/>
                 <w:webHidden/>
               </w:rPr>
-              <w:instrText xml:space="preserve"> PAGEREF _Toc239423843 \h </w:instrText>
+              <w:instrText xml:space="preserve"> PAGEREF _Toc239699442 \h </w:instrText>
             </w:r>
             <w:r>
               <w:rPr>
@@ -1935,7 +1935,7 @@
                 <w:noProof/>
                 <w:webHidden/>
               </w:rPr>
-              <w:t>38</w:t>
+              <w:t>40</w:t>
             </w:r>
             <w:r>
               <w:rPr>
@@ -1961,7 +1961,7 @@
               <w:lang w:eastAsia="es-CO"/>
             </w:rPr>
           </w:pPr>
-          <w:hyperlink w:anchor="_Toc239423844" w:history="1">
+          <w:hyperlink w:anchor="_Toc239699443" w:history="1">
             <w:r>
               <w:rPr>
                 <w:rStyle w:val="Hipervnculo"/>
@@ -2014,7 +2014,7 @@
                 <w:noProof/>
                 <w:webHidden/>
               </w:rPr>
-              <w:instrText xml:space="preserve"> PAGEREF _Toc239423844 \h </w:instrText>
+              <w:instrText xml:space="preserve"> PAGEREF _Toc239699443 \h </w:instrText>
             </w:r>
             <w:r>
               <w:rPr>
@@ -2034,7 +2034,7 @@
                 <w:noProof/>
                 <w:webHidden/>
               </w:rPr>
-              <w:t>43</w:t>
+              <w:t>45</w:t>
             </w:r>
             <w:r>
               <w:rPr>
@@ -2060,7 +2060,7 @@
               <w:lang w:eastAsia="es-CO"/>
             </w:rPr>
           </w:pPr>
-          <w:hyperlink w:anchor="_Toc239423845" w:history="1">
+          <w:hyperlink w:anchor="_Toc239699444" w:history="1">
             <w:r>
               <w:rPr>
                 <w:rStyle w:val="Hipervnculo"/>
@@ -2105,7 +2105,7 @@
                 <w:noProof/>
                 <w:webHidden/>
               </w:rPr>
-              <w:instrText xml:space="preserve"> PAGEREF _Toc239423845 \h </w:instrText>
+              <w:instrText xml:space="preserve"> PAGEREF _Toc239699444 \h </w:instrText>
             </w:r>
             <w:r>
               <w:rPr>
@@ -2125,7 +2125,7 @@
                 <w:noProof/>
                 <w:webHidden/>
               </w:rPr>
-              <w:t>47</w:t>
+              <w:t>49</w:t>
             </w:r>
             <w:r>
               <w:rPr>
@@ -2151,7 +2151,7 @@
               <w:lang w:eastAsia="es-CO"/>
             </w:rPr>
           </w:pPr>
-          <w:hyperlink w:anchor="_Toc239423846" w:history="1">
+          <w:hyperlink w:anchor="_Toc239699445" w:history="1">
             <w:r>
               <w:rPr>
                 <w:rStyle w:val="Hipervnculo"/>
@@ -2168,7 +2168,6 @@
                 <w:lang w:eastAsia="es-CO"/>
               </w:rPr>
               <w:tab/>
-              <w:t xml:space="preserve">    </w:t>
             </w:r>
             <w:r>
               <w:rPr>
@@ -2196,7 +2195,7 @@
                 <w:noProof/>
                 <w:webHidden/>
               </w:rPr>
-              <w:instrText xml:space="preserve"> PAGEREF _Toc239423846 \h </w:instrText>
+              <w:instrText xml:space="preserve"> PAGEREF _Toc239699445 \h </w:instrText>
             </w:r>
             <w:r>
               <w:rPr>
@@ -2216,7 +2215,7 @@
                 <w:noProof/>
                 <w:webHidden/>
               </w:rPr>
-              <w:t>48</w:t>
+              <w:t>50</w:t>
             </w:r>
             <w:r>
               <w:rPr>
@@ -2242,7 +2241,7 @@
               <w:lang w:eastAsia="es-CO"/>
             </w:rPr>
           </w:pPr>
-          <w:hyperlink w:anchor="_Toc239423847" w:history="1">
+          <w:hyperlink w:anchor="_Toc239699446" w:history="1">
             <w:r>
               <w:rPr>
                 <w:rStyle w:val="Hipervnculo"/>
@@ -2286,7 +2285,7 @@
                 <w:noProof/>
                 <w:webHidden/>
               </w:rPr>
-              <w:instrText xml:space="preserve"> PAGEREF _Toc239423847 \h </w:instrText>
+              <w:instrText xml:space="preserve"> PAGEREF _Toc239699446 \h </w:instrText>
             </w:r>
             <w:r>
               <w:rPr>
@@ -2306,7 +2305,7 @@
                 <w:noProof/>
                 <w:webHidden/>
               </w:rPr>
-              <w:t>51</w:t>
+              <w:t>53</w:t>
             </w:r>
             <w:r>
               <w:rPr>
@@ -2332,7 +2331,7 @@
               <w:lang w:eastAsia="es-CO"/>
             </w:rPr>
           </w:pPr>
-          <w:hyperlink w:anchor="_Toc239423848" w:history="1">
+          <w:hyperlink w:anchor="_Toc239699447" w:history="1">
             <w:r>
               <w:rPr>
                 <w:rStyle w:val="Hipervnculo"/>
@@ -2384,7 +2383,7 @@
                 <w:noProof/>
                 <w:webHidden/>
               </w:rPr>
-              <w:instrText xml:space="preserve"> PAGEREF _Toc239423848 \h </w:instrText>
+              <w:instrText xml:space="preserve"> PAGEREF _Toc239699447 \h </w:instrText>
             </w:r>
             <w:r>
               <w:rPr>
@@ -2404,7 +2403,7 @@
                 <w:noProof/>
                 <w:webHidden/>
               </w:rPr>
-              <w:t>51</w:t>
+              <w:t>53</w:t>
             </w:r>
             <w:r>
               <w:rPr>
@@ -2430,7 +2429,7 @@
               <w:lang w:eastAsia="es-CO"/>
             </w:rPr>
           </w:pPr>
-          <w:hyperlink w:anchor="_Toc239423849" w:history="1">
+          <w:hyperlink w:anchor="_Toc239699448" w:history="1">
             <w:r>
               <w:rPr>
                 <w:rStyle w:val="Hipervnculo"/>
@@ -2474,7 +2473,7 @@
                 <w:noProof/>
                 <w:webHidden/>
               </w:rPr>
-              <w:instrText xml:space="preserve"> PAGEREF _Toc239423849 \h </w:instrText>
+              <w:instrText xml:space="preserve"> PAGEREF _Toc239699448 \h </w:instrText>
             </w:r>
             <w:r>
               <w:rPr>
@@ -2494,7 +2493,7 @@
                 <w:noProof/>
                 <w:webHidden/>
               </w:rPr>
-              <w:t>53</w:t>
+              <w:t>55</w:t>
             </w:r>
             <w:r>
               <w:rPr>
@@ -2520,7 +2519,7 @@
               <w:lang w:eastAsia="es-CO"/>
             </w:rPr>
           </w:pPr>
-          <w:hyperlink w:anchor="_Toc239423850" w:history="1">
+          <w:hyperlink w:anchor="_Toc239699449" w:history="1">
             <w:r>
               <w:rPr>
                 <w:rStyle w:val="Hipervnculo"/>
@@ -2564,7 +2563,7 @@
                 <w:noProof/>
                 <w:webHidden/>
               </w:rPr>
-              <w:instrText xml:space="preserve"> PAGEREF _Toc239423850 \h </w:instrText>
+              <w:instrText xml:space="preserve"> PAGEREF _Toc239699449 \h </w:instrText>
             </w:r>
             <w:r>
               <w:rPr>
@@ -2584,7 +2583,7 @@
                 <w:noProof/>
                 <w:webHidden/>
               </w:rPr>
-              <w:t>54</w:t>
+              <w:t>56</w:t>
             </w:r>
             <w:r>
               <w:rPr>
@@ -2610,7 +2609,7 @@
               <w:lang w:eastAsia="es-CO"/>
             </w:rPr>
           </w:pPr>
-          <w:hyperlink w:anchor="_Toc239423851" w:history="1">
+          <w:hyperlink w:anchor="_Toc239699450" w:history="1">
             <w:r>
               <w:rPr>
                 <w:rStyle w:val="Hipervnculo"/>
@@ -2654,7 +2653,7 @@
                 <w:noProof/>
                 <w:webHidden/>
               </w:rPr>
-              <w:instrText xml:space="preserve"> PAGEREF _Toc239423851 \h </w:instrText>
+              <w:instrText xml:space="preserve"> PAGEREF _Toc239699450 \h </w:instrText>
             </w:r>
             <w:r>
               <w:rPr>
@@ -2674,7 +2673,7 @@
                 <w:noProof/>
                 <w:webHidden/>
               </w:rPr>
-              <w:t>60</w:t>
+              <w:t>62</w:t>
             </w:r>
             <w:r>
               <w:rPr>
@@ -2699,7 +2698,7 @@
               <w:lang w:eastAsia="es-CO"/>
             </w:rPr>
           </w:pPr>
-          <w:hyperlink w:anchor="_Toc239423852" w:history="1">
+          <w:hyperlink w:anchor="_Toc239699451" w:history="1">
             <w:r>
               <w:rPr>
                 <w:rStyle w:val="Hipervnculo"/>
@@ -2726,7 +2725,7 @@
                 <w:noProof/>
                 <w:webHidden/>
               </w:rPr>
-              <w:instrText xml:space="preserve"> PAGEREF _Toc239423852 \h </w:instrText>
+              <w:instrText xml:space="preserve"> PAGEREF _Toc239699451 \h </w:instrText>
             </w:r>
             <w:r>
               <w:rPr>
@@ -2746,7 +2745,7 @@
                 <w:noProof/>
                 <w:webHidden/>
               </w:rPr>
-              <w:t>63</w:t>
+              <w:t>65</w:t>
             </w:r>
             <w:r>
               <w:rPr>
@@ -2771,7 +2770,7 @@
               <w:lang w:eastAsia="es-CO"/>
             </w:rPr>
           </w:pPr>
-          <w:hyperlink w:anchor="_Toc239423853" w:history="1">
+          <w:hyperlink w:anchor="_Toc239699452" w:history="1">
             <w:r>
               <w:rPr>
                 <w:rStyle w:val="Hipervnculo"/>
@@ -2798,7 +2797,7 @@
                 <w:noProof/>
                 <w:webHidden/>
               </w:rPr>
-              <w:instrText xml:space="preserve"> PAGEREF _Toc239423853 \h </w:instrText>
+              <w:instrText xml:space="preserve"> PAGEREF _Toc239699452 \h </w:instrText>
             </w:r>
             <w:r>
               <w:rPr>
@@ -2818,7 +2817,7 @@
                 <w:noProof/>
                 <w:webHidden/>
               </w:rPr>
-              <w:t>65</w:t>
+              <w:t>67</w:t>
             </w:r>
             <w:r>
               <w:rPr>
@@ -2843,7 +2842,7 @@
               <w:lang w:eastAsia="es-CO"/>
             </w:rPr>
           </w:pPr>
-          <w:hyperlink w:anchor="_Toc239423854" w:history="1">
+          <w:hyperlink w:anchor="_Toc239699453" w:history="1">
             <w:r>
               <w:rPr>
                 <w:rStyle w:val="Hipervnculo"/>
@@ -2870,7 +2869,7 @@
                 <w:noProof/>
                 <w:webHidden/>
               </w:rPr>
-              <w:instrText xml:space="preserve"> PAGEREF _Toc239423854 \h </w:instrText>
+              <w:instrText xml:space="preserve"> PAGEREF _Toc239699453 \h </w:instrText>
             </w:r>
             <w:r>
               <w:rPr>
@@ -2890,7 +2889,7 @@
                 <w:noProof/>
                 <w:webHidden/>
               </w:rPr>
-              <w:t>69</w:t>
+              <w:t>71</w:t>
             </w:r>
             <w:r>
               <w:rPr>
@@ -2915,7 +2914,7 @@
               <w:lang w:eastAsia="es-CO"/>
             </w:rPr>
           </w:pPr>
-          <w:hyperlink w:anchor="_Toc239423855" w:history="1">
+          <w:hyperlink w:anchor="_Toc239699454" w:history="1">
             <w:r>
               <w:rPr>
                 <w:rStyle w:val="Hipervnculo"/>
@@ -2942,7 +2941,7 @@
                 <w:noProof/>
                 <w:webHidden/>
               </w:rPr>
-              <w:instrText xml:space="preserve"> PAGEREF _Toc239423855 \h </w:instrText>
+              <w:instrText xml:space="preserve"> PAGEREF _Toc239699454 \h </w:instrText>
             </w:r>
             <w:r>
               <w:rPr>
@@ -2962,7 +2961,7 @@
                 <w:noProof/>
                 <w:webHidden/>
               </w:rPr>
-              <w:t>70</w:t>
+              <w:t>72</w:t>
             </w:r>
             <w:r>
               <w:rPr>
@@ -2995,7 +2994,7 @@
           <w:numId w:val="0"/>
         </w:numPr>
       </w:pPr>
-      <w:bookmarkStart w:id="0" w:name="_Toc239423829"/>
+      <w:bookmarkStart w:id="0" w:name="_Toc239699428"/>
       <w:r>
         <w:lastRenderedPageBreak/>
         <w:t>Introducción</w:t>
@@ -3088,7 +3087,7 @@
           <w:lang w:val="es-419"/>
         </w:rPr>
       </w:pPr>
-      <w:bookmarkStart w:id="1" w:name="_Toc239423830"/>
+      <w:bookmarkStart w:id="1" w:name="_Toc239699429"/>
       <w:r>
         <w:lastRenderedPageBreak/>
         <w:t xml:space="preserve">Fundamentos del punto de venta y el </w:t>
@@ -3128,7 +3127,7 @@
           <w:numId w:val="39"/>
         </w:numPr>
       </w:pPr>
-      <w:bookmarkStart w:id="2" w:name="_Toc239423831"/>
+      <w:bookmarkStart w:id="2" w:name="_Toc239699430"/>
       <w:r>
         <w:t>Establecimiento comercial: concepto y tipos</w:t>
       </w:r>
@@ -3640,7 +3639,7 @@
           <w:numId w:val="39"/>
         </w:numPr>
       </w:pPr>
-      <w:bookmarkStart w:id="3" w:name="_Toc239423832"/>
+      <w:bookmarkStart w:id="3" w:name="_Toc239699431"/>
       <w:r>
         <w:t>Punto de venta: concepto, tipos y dimensiones</w:t>
       </w:r>
@@ -4673,7 +4672,7 @@
           <w:numId w:val="39"/>
         </w:numPr>
       </w:pPr>
-      <w:bookmarkStart w:id="4" w:name="_Toc239423833"/>
+      <w:bookmarkStart w:id="4" w:name="_Toc239699432"/>
       <w:r>
         <w:rPr>
           <w:rStyle w:val="Extranjerismo"/>
@@ -5695,7 +5694,7 @@
           <w:noProof/>
         </w:rPr>
         <w:drawing>
-          <wp:inline distT="0" distB="0" distL="0" distR="0" wp14:anchorId="5AB0A547" wp14:editId="15525F97">
+          <wp:inline distT="0" distB="0" distL="0" distR="0" wp14:anchorId="5AB0A547" wp14:editId="3458326C">
             <wp:extent cx="4680000" cy="2632500"/>
             <wp:effectExtent l="0" t="0" r="6350" b="0"/>
             <wp:docPr id="828275148" name="Imagen 828275148">
@@ -6794,7 +6793,7 @@
       <w:pPr>
         <w:pStyle w:val="Ttulo1"/>
       </w:pPr>
-      <w:bookmarkStart w:id="5" w:name="_Toc239423834"/>
+      <w:bookmarkStart w:id="5" w:name="_Toc239699433"/>
       <w:r>
         <w:lastRenderedPageBreak/>
         <w:t>Exhibición comercial de productos</w:t>
@@ -6848,7 +6847,7 @@
           <w:numId w:val="40"/>
         </w:numPr>
       </w:pPr>
-      <w:bookmarkStart w:id="6" w:name="_Toc239423835"/>
+      <w:bookmarkStart w:id="6" w:name="_Toc239699434"/>
       <w:r>
         <w:t>Exhibición: concepto, zonas, tipos, niveles, técnicas y usos</w:t>
       </w:r>
@@ -7842,7 +7841,7 @@
           <w:noProof/>
         </w:rPr>
         <w:drawing>
-          <wp:inline distT="0" distB="0" distL="0" distR="0" wp14:anchorId="4589B98F" wp14:editId="0438E268">
+          <wp:inline distT="0" distB="0" distL="0" distR="0" wp14:anchorId="4589B98F" wp14:editId="4098789F">
             <wp:extent cx="4680000" cy="2632500"/>
             <wp:effectExtent l="0" t="0" r="6350" b="0"/>
             <wp:docPr id="699019336" name="Imagen 699019336">
@@ -7968,7 +7967,19 @@
           </w:tcPr>
           <w:p>
             <w:r>
-              <w:t xml:space="preserve">Una exhibición debe contar con una excelente exposición de los productos, para poder llamar la atención del público que con frecuencia visita el establecimiento. En cada sección se debe emplear un buen </w:t>
+              <w:t>Tipos de exhibición.</w:t>
+            </w:r>
+            <w:r>
+              <w:t xml:space="preserve"> </w:t>
+            </w:r>
+            <w:r>
+              <w:t>Una exhibición debe contar con una excelente exposición de los productos para poder llamar la atención del público que con frecuencia visita el</w:t>
+            </w:r>
+            <w:r>
+              <w:t xml:space="preserve"> </w:t>
+            </w:r>
+            <w:r>
+              <w:t xml:space="preserve">establecimiento. En cada sección se debe emplear un buen </w:t>
             </w:r>
             <w:r>
               <w:rPr>
@@ -7977,26 +7988,269 @@
               <w:t>merchandising</w:t>
             </w:r>
             <w:r>
-              <w:t>, promoción o comercialización, y utilizar los mejores elementos para su producción, lo cual es vital en la rotación del artículo que forme parte de la exhibición.</w:t>
+              <w:t>, promoción o comercialización y utilizar los</w:t>
+            </w:r>
+            <w:r>
+              <w:t xml:space="preserve"> </w:t>
+            </w:r>
+            <w:r>
+              <w:t xml:space="preserve">mejores elementos para su producción, lo cual es vital en la rotación del artículo que forme parte de la exhibición. </w:t>
             </w:r>
           </w:p>
           <w:p>
             <w:r>
               <w:lastRenderedPageBreak/>
-              <w:t>Por lo general, los clientes toman las decisiones de compra directamente en el punto de venta, por lo que una efectiva exhibición de los artículos puede influir positivamente en la toma de decisión.</w:t>
+              <w:t>Por lo general, los clientes</w:t>
+            </w:r>
+            <w:r>
+              <w:t xml:space="preserve"> </w:t>
+            </w:r>
+            <w:r>
+              <w:t>toman las decisiones de compra directamente en el punto de venta, por lo que una efectiva exhibición de los artículos puede influir positivamente en</w:t>
+            </w:r>
+            <w:r>
+              <w:t xml:space="preserve"> </w:t>
+            </w:r>
+            <w:r>
+              <w:t xml:space="preserve">la toma de decisión. Los siguientes son algunos de los tipos de exhibición más comunes. </w:t>
             </w:r>
           </w:p>
           <w:p>
             <w:r>
-              <w:t>Los siguientes son algunos de los tipos de exhibición más comunes.</w:t>
+              <w:t>Uno, exhibición vertical. Los</w:t>
+            </w:r>
+            <w:r>
+              <w:t xml:space="preserve"> </w:t>
+            </w:r>
+            <w:r>
+              <w:t xml:space="preserve">productos se ubican de manera que cubran todos los niveles del lineal o </w:t>
+            </w:r>
+            <w:proofErr w:type="spellStart"/>
+            <w:r>
+              <w:t>góndula</w:t>
+            </w:r>
+            <w:proofErr w:type="spellEnd"/>
+            <w:r>
+              <w:t>, l</w:t>
+            </w:r>
+            <w:r>
+              <w:t xml:space="preserve">os de tamaño más pequeños van arriba, los medianos van en el medio y los de mayor tamaño en los niveles bajos de la estantería. </w:t>
             </w:r>
           </w:p>
           <w:p>
             <w:r>
-              <w:t>Uno, exhibición vertical. Los productos se ubican de manera que cubran todos los niveles del lineal o góndula. Los de tamaño más pequeños van arriba, los medianos van en el medio y los de mayor tamaño en los niveles bajos de.</w:t>
+              <w:t>Dos, exhibición horizontal.</w:t>
             </w:r>
             <w:r>
               <w:t xml:space="preserve"> </w:t>
+            </w:r>
+            <w:r>
+              <w:t xml:space="preserve">El producto se ubica en sus diferentes variedades a lo largo de la estantería, disponiendo del espacio de izquierda a derecha en los distintos niveles. </w:t>
+            </w:r>
+          </w:p>
+          <w:p>
+            <w:r>
+              <w:t>Tres,</w:t>
+            </w:r>
+            <w:r>
+              <w:t xml:space="preserve"> e</w:t>
+            </w:r>
+            <w:r>
+              <w:t xml:space="preserve">xhibición por bloques. El producto se ubica en bloques sin dejar espacio en la estantería. </w:t>
+            </w:r>
+          </w:p>
+          <w:p>
+            <w:r>
+              <w:t>Cuatro, exhibición de doble</w:t>
+            </w:r>
+            <w:r>
+              <w:t xml:space="preserve"> </w:t>
+            </w:r>
+            <w:r>
+              <w:t>franja. En la misma estantería se exhiben dos líneas de productos que guardan alguna relación. Una debe ser muy fuerte, productos de gran consumo o</w:t>
+            </w:r>
+            <w:r>
+              <w:t xml:space="preserve"> </w:t>
+            </w:r>
+            <w:r>
+              <w:t xml:space="preserve">básicos y la otra línea con productos de impulso, dulces, chocolates, chicles, galletas. </w:t>
+            </w:r>
+          </w:p>
+          <w:p>
+            <w:r>
+              <w:t xml:space="preserve">Cinco. </w:t>
+            </w:r>
+            <w:r>
+              <w:t>e</w:t>
+            </w:r>
+            <w:r>
+              <w:t xml:space="preserve">xhibición en </w:t>
+            </w:r>
+            <w:r>
+              <w:rPr>
+                <w:rStyle w:val="Extranjerismo"/>
+              </w:rPr>
+              <w:t>checkout</w:t>
+            </w:r>
+            <w:r>
+              <w:rPr>
+                <w:rStyle w:val="Extranjerismo"/>
+              </w:rPr>
+              <w:t xml:space="preserve">. </w:t>
+            </w:r>
+            <w:r>
+              <w:t>Verificar productos que se encuentran cerca de las cajas para que el cliente realice una acción de compra por impulso en el momento de hacer la fila para</w:t>
+            </w:r>
+            <w:r>
+              <w:t xml:space="preserve"> </w:t>
+            </w:r>
+            <w:r>
+              <w:t xml:space="preserve">pagar. </w:t>
+            </w:r>
+          </w:p>
+          <w:p>
+            <w:r>
+              <w:lastRenderedPageBreak/>
+              <w:t>Seis, exhibición especial. Esta tiene un diseño diferente al de un lineal, góndola o estantería. Puede ser</w:t>
+            </w:r>
+            <w:r>
+              <w:t xml:space="preserve"> </w:t>
+            </w:r>
+            <w:r>
+              <w:t>un exhibidor diseñado exclusivamente para el producto o también puede ser una isla y por lo general se usa cuando ha</w:t>
+            </w:r>
+            <w:r>
+              <w:t xml:space="preserve">y </w:t>
+            </w:r>
+            <w:r>
+              <w:t xml:space="preserve">una promoción de venta o se está lanzando un nuevo producto. </w:t>
+            </w:r>
+          </w:p>
+          <w:p>
+            <w:r>
+              <w:t>La cantidad de formas para exhibir los productos en el punto de venta es muy amplia y</w:t>
+            </w:r>
+            <w:r>
+              <w:t xml:space="preserve"> </w:t>
+            </w:r>
+            <w:r>
+              <w:t>variada. Lo importante es que son aplicables a cualquier establecimiento comercial, de tal forma que los espacios</w:t>
+            </w:r>
+            <w:r>
+              <w:t xml:space="preserve"> </w:t>
+            </w:r>
+            <w:r>
+              <w:t>sean aprovechados al máximo el interior del local. Por esta razón es vital planear adecuadamente en qué forma se</w:t>
+            </w:r>
+            <w:r>
+              <w:t xml:space="preserve"> </w:t>
+            </w:r>
+            <w:r>
+              <w:t>van a exhibir los artículos, cómo se van a distribuir los lineales, las góndolas, los muebles, las vitrinas, el escaparate</w:t>
+            </w:r>
+            <w:r>
+              <w:t xml:space="preserve"> </w:t>
+            </w:r>
+            <w:r>
+              <w:t xml:space="preserve">y demás elementos que le darán forma al establecimiento. </w:t>
+            </w:r>
+          </w:p>
+          <w:p>
+            <w:r>
+              <w:t>Las exhibiciones adicionales o complementarias se podrían clasificar de la siguiente manera</w:t>
+            </w:r>
+            <w:r>
+              <w:t>:</w:t>
+            </w:r>
+          </w:p>
+          <w:p>
+            <w:r>
+              <w:t xml:space="preserve">Exhibición emblemática o especial. Es un </w:t>
+            </w:r>
+            <w:r>
+              <w:rPr>
+                <w:rStyle w:val="Extranjerismo"/>
+              </w:rPr>
+              <w:t>display</w:t>
+            </w:r>
+            <w:r>
+              <w:t xml:space="preserve"> exhibidor que busca destacar las características específicas de los</w:t>
+            </w:r>
+            <w:r>
+              <w:t xml:space="preserve"> </w:t>
+            </w:r>
+            <w:r>
+              <w:t xml:space="preserve">productos y puede ser diseñado de muchas formas. </w:t>
+            </w:r>
+          </w:p>
+          <w:p>
+            <w:r>
+              <w:t>Exhibición en islas es una forma de presentación masiva y solitaria de un</w:t>
+            </w:r>
+            <w:r>
+              <w:t xml:space="preserve"> </w:t>
+            </w:r>
+            <w:r>
+              <w:t xml:space="preserve">artículo. Se ubican fuera del lineal o </w:t>
+            </w:r>
+            <w:proofErr w:type="spellStart"/>
+            <w:r>
+              <w:t>góndula</w:t>
+            </w:r>
+            <w:proofErr w:type="spellEnd"/>
+            <w:r>
+              <w:t xml:space="preserve"> y no tienen contacto con otro tipo de artículos. </w:t>
+            </w:r>
+          </w:p>
+          <w:p>
+            <w:r>
+              <w:t>Exhibición en ganchos</w:t>
+            </w:r>
+            <w:r>
+              <w:t xml:space="preserve"> </w:t>
+            </w:r>
+            <w:r>
+              <w:t xml:space="preserve">es especial para tiendas de ropa de tal forma que se pueda crear un diseño impactante a la hora de colgar el vestuario de los ganchos. </w:t>
+            </w:r>
+          </w:p>
+          <w:p>
+            <w:r>
+              <w:lastRenderedPageBreak/>
+              <w:t>Exhibición en</w:t>
+            </w:r>
+            <w:r>
+              <w:t xml:space="preserve"> </w:t>
+            </w:r>
+            <w:r>
+              <w:t>punta de góndola. Están ubicados en las esquinas de las góndolas, por lo que tienen un mayor impacto, aumentando la comunicación visual con accesorios que</w:t>
+            </w:r>
+            <w:r>
+              <w:t xml:space="preserve"> </w:t>
+            </w:r>
+            <w:r>
+              <w:t>lo hacen más atractivos, como cabezotes, laterales, frontales, cenefas y partes móviles. Ayudan a posicionar una marca</w:t>
+            </w:r>
+            <w:r>
+              <w:t>.</w:t>
+            </w:r>
+          </w:p>
+          <w:p>
+            <w:r>
+              <w:t xml:space="preserve">Exhibición </w:t>
+            </w:r>
+            <w:proofErr w:type="spellStart"/>
+            <w:r>
+              <w:t>Mammut</w:t>
+            </w:r>
+            <w:proofErr w:type="spellEnd"/>
+            <w:r>
+              <w:t>. Son de gran tamaño, versátiles y con un excelente contenido escenográfico cuyo fin es presentar</w:t>
+            </w:r>
+            <w:r>
+              <w:t xml:space="preserve"> </w:t>
+            </w:r>
+            <w:r>
+              <w:t>variedad de productos de una marca en el mismo lugar. personalizándolo para impactar visualmente al cliente a través de diseños lúdicos.</w:t>
             </w:r>
           </w:p>
         </w:tc>
@@ -8010,7 +8264,7 @@
           <w:numId w:val="38"/>
         </w:numPr>
       </w:pPr>
-      <w:bookmarkStart w:id="7" w:name="_Toc239423836"/>
+      <w:bookmarkStart w:id="7" w:name="_Toc239699435"/>
       <w:r>
         <w:lastRenderedPageBreak/>
         <w:t>Estrategias de exhibición: concepto, tipos y clasificación</w:t>
@@ -8054,6 +8308,234 @@
           <w:lang w:val="es-419" w:eastAsia="es-CO"/>
         </w:rPr>
         <w:t>Una estrategia de exhibición no se limita a ubicar productos en un mueble. También implica definir qué productos se destacan, en qué zona se ubican, qué mensaje los acompaña, qué recursos de apoyo se utilizan y cómo se facilita el recorrido del cliente dentro del establecimiento.</w:t>
+      </w:r>
+      <w:r>
+        <w:rPr>
+          <w:lang w:val="es-419" w:eastAsia="es-CO"/>
+        </w:rPr>
+        <w:tab/>
+      </w:r>
+      <w:r>
+        <w:rPr>
+          <w:lang w:val="es-419" w:eastAsia="es-CO"/>
+        </w:rPr>
+        <w:tab/>
+      </w:r>
+      <w:r>
+        <w:rPr>
+          <w:lang w:val="es-419" w:eastAsia="es-CO"/>
+        </w:rPr>
+        <w:tab/>
+      </w:r>
+      <w:r>
+        <w:rPr>
+          <w:lang w:val="es-419" w:eastAsia="es-CO"/>
+        </w:rPr>
+        <w:tab/>
+      </w:r>
+      <w:r>
+        <w:rPr>
+          <w:lang w:val="es-419" w:eastAsia="es-CO"/>
+        </w:rPr>
+        <w:tab/>
+      </w:r>
+      <w:r>
+        <w:rPr>
+          <w:lang w:val="es-419" w:eastAsia="es-CO"/>
+        </w:rPr>
+        <w:tab/>
+      </w:r>
+      <w:r>
+        <w:rPr>
+          <w:lang w:val="es-419" w:eastAsia="es-CO"/>
+        </w:rPr>
+        <w:tab/>
+      </w:r>
+      <w:r>
+        <w:rPr>
+          <w:lang w:val="es-419" w:eastAsia="es-CO"/>
+        </w:rPr>
+        <w:tab/>
+      </w:r>
+      <w:r>
+        <w:rPr>
+          <w:lang w:val="es-419" w:eastAsia="es-CO"/>
+        </w:rPr>
+        <w:tab/>
+      </w:r>
+      <w:r>
+        <w:rPr>
+          <w:lang w:val="es-419" w:eastAsia="es-CO"/>
+        </w:rPr>
+        <w:tab/>
+      </w:r>
+      <w:r>
+        <w:rPr>
+          <w:lang w:val="es-419" w:eastAsia="es-CO"/>
+        </w:rPr>
+        <w:tab/>
+      </w:r>
+      <w:r>
+        <w:rPr>
+          <w:lang w:val="es-419" w:eastAsia="es-CO"/>
+        </w:rPr>
+        <w:tab/>
+      </w:r>
+      <w:r>
+        <w:rPr>
+          <w:lang w:val="es-419" w:eastAsia="es-CO"/>
+        </w:rPr>
+        <w:tab/>
+      </w:r>
+      <w:r>
+        <w:rPr>
+          <w:lang w:val="es-419" w:eastAsia="es-CO"/>
+        </w:rPr>
+        <w:tab/>
+      </w:r>
+      <w:r>
+        <w:rPr>
+          <w:lang w:val="es-419" w:eastAsia="es-CO"/>
+        </w:rPr>
+        <w:tab/>
+      </w:r>
+      <w:r>
+        <w:rPr>
+          <w:lang w:val="es-419" w:eastAsia="es-CO"/>
+        </w:rPr>
+        <w:tab/>
+      </w:r>
+      <w:r>
+        <w:rPr>
+          <w:lang w:val="es-419" w:eastAsia="es-CO"/>
+        </w:rPr>
+        <w:tab/>
+      </w:r>
+      <w:r>
+        <w:rPr>
+          <w:lang w:val="es-419" w:eastAsia="es-CO"/>
+        </w:rPr>
+        <w:tab/>
+      </w:r>
+      <w:r>
+        <w:rPr>
+          <w:lang w:val="es-419" w:eastAsia="es-CO"/>
+        </w:rPr>
+        <w:tab/>
+      </w:r>
+      <w:r>
+        <w:rPr>
+          <w:lang w:val="es-419" w:eastAsia="es-CO"/>
+        </w:rPr>
+        <w:tab/>
+      </w:r>
+      <w:r>
+        <w:rPr>
+          <w:lang w:val="es-419" w:eastAsia="es-CO"/>
+        </w:rPr>
+        <w:tab/>
+      </w:r>
+      <w:r>
+        <w:rPr>
+          <w:lang w:val="es-419" w:eastAsia="es-CO"/>
+        </w:rPr>
+        <w:tab/>
+      </w:r>
+      <w:r>
+        <w:rPr>
+          <w:lang w:val="es-419" w:eastAsia="es-CO"/>
+        </w:rPr>
+        <w:tab/>
+      </w:r>
+      <w:r>
+        <w:rPr>
+          <w:lang w:val="es-419" w:eastAsia="es-CO"/>
+        </w:rPr>
+        <w:tab/>
+      </w:r>
+      <w:r>
+        <w:rPr>
+          <w:lang w:val="es-419" w:eastAsia="es-CO"/>
+        </w:rPr>
+        <w:tab/>
+      </w:r>
+      <w:r>
+        <w:rPr>
+          <w:lang w:val="es-419" w:eastAsia="es-CO"/>
+        </w:rPr>
+        <w:tab/>
+      </w:r>
+      <w:r>
+        <w:rPr>
+          <w:lang w:val="es-419" w:eastAsia="es-CO"/>
+        </w:rPr>
+        <w:tab/>
+      </w:r>
+      <w:r>
+        <w:rPr>
+          <w:lang w:val="es-419" w:eastAsia="es-CO"/>
+        </w:rPr>
+        <w:tab/>
+      </w:r>
+      <w:r>
+        <w:rPr>
+          <w:lang w:val="es-419" w:eastAsia="es-CO"/>
+        </w:rPr>
+        <w:tab/>
+      </w:r>
+      <w:r>
+        <w:rPr>
+          <w:lang w:val="es-419" w:eastAsia="es-CO"/>
+        </w:rPr>
+        <w:tab/>
+      </w:r>
+      <w:r>
+        <w:rPr>
+          <w:lang w:val="es-419" w:eastAsia="es-CO"/>
+        </w:rPr>
+        <w:tab/>
+      </w:r>
+      <w:r>
+        <w:rPr>
+          <w:lang w:val="es-419" w:eastAsia="es-CO"/>
+        </w:rPr>
+        <w:tab/>
+      </w:r>
+      <w:r>
+        <w:rPr>
+          <w:lang w:val="es-419" w:eastAsia="es-CO"/>
+        </w:rPr>
+        <w:tab/>
+      </w:r>
+      <w:r>
+        <w:rPr>
+          <w:lang w:val="es-419" w:eastAsia="es-CO"/>
+        </w:rPr>
+        <w:tab/>
+      </w:r>
+      <w:r>
+        <w:rPr>
+          <w:lang w:val="es-419" w:eastAsia="es-CO"/>
+        </w:rPr>
+        <w:tab/>
+      </w:r>
+      <w:r>
+        <w:rPr>
+          <w:lang w:val="es-419" w:eastAsia="es-CO"/>
+        </w:rPr>
+        <w:tab/>
+      </w:r>
+      <w:r>
+        <w:rPr>
+          <w:lang w:val="es-419" w:eastAsia="es-CO"/>
+        </w:rPr>
+        <w:tab/>
+      </w:r>
+      <w:r>
+        <w:rPr>
+          <w:lang w:val="es-419" w:eastAsia="es-CO"/>
+        </w:rPr>
+        <w:tab/>
       </w:r>
     </w:p>
     <w:p>
@@ -8075,6 +8557,7 @@
           <w:bCs/>
           <w:lang w:val="es-419" w:eastAsia="es-CO"/>
         </w:rPr>
+        <w:lastRenderedPageBreak/>
         <w:t>Tipos de estrategias de exhibición</w:t>
       </w:r>
     </w:p>
@@ -8129,7 +8612,6 @@
           <w:bCs/>
           <w:lang w:val="es-419" w:eastAsia="es-CO"/>
         </w:rPr>
-        <w:lastRenderedPageBreak/>
         <w:t>Exhibición promocional:</w:t>
       </w:r>
       <w:r>
@@ -8218,6 +8700,168 @@
         </w:rPr>
         <w:t>Las estrategias de exhibición también pueden clasificarse según el tiempo de permanencia o el propósito comercial. Esta clasificación permite definir si la exhibición hará parte de la organización habitual del punto de venta o si responderá a una campaña específica.</w:t>
       </w:r>
+      <w:r>
+        <w:rPr>
+          <w:lang w:val="es-419" w:eastAsia="es-CO"/>
+        </w:rPr>
+        <w:tab/>
+      </w:r>
+      <w:r>
+        <w:rPr>
+          <w:lang w:val="es-419" w:eastAsia="es-CO"/>
+        </w:rPr>
+        <w:tab/>
+      </w:r>
+      <w:r>
+        <w:rPr>
+          <w:lang w:val="es-419" w:eastAsia="es-CO"/>
+        </w:rPr>
+        <w:tab/>
+      </w:r>
+      <w:r>
+        <w:rPr>
+          <w:lang w:val="es-419" w:eastAsia="es-CO"/>
+        </w:rPr>
+        <w:tab/>
+      </w:r>
+      <w:r>
+        <w:rPr>
+          <w:lang w:val="es-419" w:eastAsia="es-CO"/>
+        </w:rPr>
+        <w:tab/>
+      </w:r>
+      <w:r>
+        <w:rPr>
+          <w:lang w:val="es-419" w:eastAsia="es-CO"/>
+        </w:rPr>
+        <w:tab/>
+      </w:r>
+      <w:r>
+        <w:rPr>
+          <w:lang w:val="es-419" w:eastAsia="es-CO"/>
+        </w:rPr>
+        <w:tab/>
+      </w:r>
+      <w:r>
+        <w:rPr>
+          <w:lang w:val="es-419" w:eastAsia="es-CO"/>
+        </w:rPr>
+        <w:tab/>
+      </w:r>
+      <w:r>
+        <w:rPr>
+          <w:lang w:val="es-419" w:eastAsia="es-CO"/>
+        </w:rPr>
+        <w:tab/>
+      </w:r>
+      <w:r>
+        <w:rPr>
+          <w:lang w:val="es-419" w:eastAsia="es-CO"/>
+        </w:rPr>
+        <w:tab/>
+      </w:r>
+      <w:r>
+        <w:rPr>
+          <w:lang w:val="es-419" w:eastAsia="es-CO"/>
+        </w:rPr>
+        <w:tab/>
+      </w:r>
+      <w:r>
+        <w:rPr>
+          <w:lang w:val="es-419" w:eastAsia="es-CO"/>
+        </w:rPr>
+        <w:tab/>
+      </w:r>
+      <w:r>
+        <w:rPr>
+          <w:lang w:val="es-419" w:eastAsia="es-CO"/>
+        </w:rPr>
+        <w:tab/>
+      </w:r>
+      <w:r>
+        <w:rPr>
+          <w:lang w:val="es-419" w:eastAsia="es-CO"/>
+        </w:rPr>
+        <w:tab/>
+      </w:r>
+      <w:r>
+        <w:rPr>
+          <w:lang w:val="es-419" w:eastAsia="es-CO"/>
+        </w:rPr>
+        <w:tab/>
+      </w:r>
+      <w:r>
+        <w:rPr>
+          <w:lang w:val="es-419" w:eastAsia="es-CO"/>
+        </w:rPr>
+        <w:tab/>
+      </w:r>
+      <w:r>
+        <w:rPr>
+          <w:lang w:val="es-419" w:eastAsia="es-CO"/>
+        </w:rPr>
+        <w:tab/>
+      </w:r>
+      <w:r>
+        <w:rPr>
+          <w:lang w:val="es-419" w:eastAsia="es-CO"/>
+        </w:rPr>
+        <w:tab/>
+      </w:r>
+      <w:r>
+        <w:rPr>
+          <w:lang w:val="es-419" w:eastAsia="es-CO"/>
+        </w:rPr>
+        <w:tab/>
+      </w:r>
+      <w:r>
+        <w:rPr>
+          <w:lang w:val="es-419" w:eastAsia="es-CO"/>
+        </w:rPr>
+        <w:tab/>
+      </w:r>
+      <w:r>
+        <w:rPr>
+          <w:lang w:val="es-419" w:eastAsia="es-CO"/>
+        </w:rPr>
+        <w:tab/>
+      </w:r>
+      <w:r>
+        <w:rPr>
+          <w:lang w:val="es-419" w:eastAsia="es-CO"/>
+        </w:rPr>
+        <w:tab/>
+      </w:r>
+      <w:r>
+        <w:rPr>
+          <w:lang w:val="es-419" w:eastAsia="es-CO"/>
+        </w:rPr>
+        <w:tab/>
+      </w:r>
+      <w:r>
+        <w:rPr>
+          <w:lang w:val="es-419" w:eastAsia="es-CO"/>
+        </w:rPr>
+        <w:tab/>
+      </w:r>
+      <w:r>
+        <w:rPr>
+          <w:lang w:val="es-419" w:eastAsia="es-CO"/>
+        </w:rPr>
+        <w:tab/>
+      </w:r>
+      <w:r>
+        <w:rPr>
+          <w:lang w:val="es-419" w:eastAsia="es-CO"/>
+        </w:rPr>
+        <w:tab/>
+      </w:r>
+      <w:r>
+        <w:rPr>
+          <w:lang w:val="es-419" w:eastAsia="es-CO"/>
+        </w:rPr>
+        <w:tab/>
+      </w:r>
     </w:p>
     <w:p>
       <w:pPr>
@@ -8238,6 +8882,7 @@
           <w:bCs/>
           <w:lang w:val="es-419" w:eastAsia="es-CO"/>
         </w:rPr>
+        <w:lastRenderedPageBreak/>
         <w:t>Clasificación de las estrategias de exhibición</w:t>
       </w:r>
     </w:p>
@@ -8290,7 +8935,6 @@
           <w:bCs/>
           <w:lang w:val="es-419" w:eastAsia="es-CO"/>
         </w:rPr>
-        <w:lastRenderedPageBreak/>
         <w:t>Exhibición temporal:</w:t>
       </w:r>
       <w:r>
@@ -8374,7 +9018,7 @@
       <w:pPr>
         <w:pStyle w:val="Ttulo2"/>
       </w:pPr>
-      <w:bookmarkStart w:id="8" w:name="_Toc239423837"/>
+      <w:bookmarkStart w:id="8" w:name="_Toc239699436"/>
       <w:r>
         <w:t>Mobiliario comercial: concepto, disposición, usos y clasificación</w:t>
       </w:r>
@@ -8429,6 +9073,7 @@
         <w:rPr>
           <w:lang w:val="es-419" w:eastAsia="es-CO"/>
         </w:rPr>
+        <w:lastRenderedPageBreak/>
         <w:t>El mobiliario comercial se utiliza para exhibir productos de manera ordenada, facilitar el acceso a los artículos, aprovechar el espacio disponible, apoyar la promoción comercial y orientar el recorrido dentro del establecimiento. Su uso adecuado contribuye a una experiencia de compra más clara, cómoda e incluyente.</w:t>
       </w:r>
       <w:r>
@@ -8469,7 +9114,6 @@
           <w:bCs/>
           <w:lang w:val="es-419" w:eastAsia="es-CO"/>
         </w:rPr>
-        <w:lastRenderedPageBreak/>
         <w:t>Clasificación del mobiliario comercial</w:t>
       </w:r>
     </w:p>
@@ -8790,384 +9434,15 @@
         </w:rPr>
         <w:tab/>
       </w:r>
-      <w:r>
-        <w:rPr>
-          <w:lang w:val="es-419" w:eastAsia="es-CO"/>
-        </w:rPr>
-        <w:tab/>
-      </w:r>
-      <w:r>
-        <w:rPr>
-          <w:lang w:val="es-419" w:eastAsia="es-CO"/>
-        </w:rPr>
-        <w:tab/>
-      </w:r>
-      <w:r>
-        <w:rPr>
-          <w:lang w:val="es-419" w:eastAsia="es-CO"/>
-        </w:rPr>
-        <w:tab/>
-      </w:r>
-      <w:r>
-        <w:rPr>
-          <w:lang w:val="es-419" w:eastAsia="es-CO"/>
-        </w:rPr>
-        <w:tab/>
-      </w:r>
-      <w:r>
-        <w:rPr>
-          <w:lang w:val="es-419" w:eastAsia="es-CO"/>
-        </w:rPr>
-        <w:tab/>
-      </w:r>
-      <w:r>
-        <w:rPr>
-          <w:lang w:val="es-419" w:eastAsia="es-CO"/>
-        </w:rPr>
-        <w:tab/>
-      </w:r>
-      <w:r>
-        <w:rPr>
-          <w:lang w:val="es-419" w:eastAsia="es-CO"/>
-        </w:rPr>
-        <w:tab/>
-      </w:r>
-      <w:r>
-        <w:rPr>
-          <w:lang w:val="es-419" w:eastAsia="es-CO"/>
-        </w:rPr>
-        <w:tab/>
-      </w:r>
-      <w:r>
-        <w:rPr>
-          <w:lang w:val="es-419" w:eastAsia="es-CO"/>
-        </w:rPr>
-        <w:tab/>
-      </w:r>
-      <w:r>
-        <w:rPr>
-          <w:lang w:val="es-419" w:eastAsia="es-CO"/>
-        </w:rPr>
-        <w:tab/>
-      </w:r>
-      <w:r>
-        <w:rPr>
-          <w:lang w:val="es-419" w:eastAsia="es-CO"/>
-        </w:rPr>
-        <w:tab/>
-      </w:r>
-      <w:r>
-        <w:rPr>
-          <w:lang w:val="es-419" w:eastAsia="es-CO"/>
-        </w:rPr>
-        <w:tab/>
-      </w:r>
-      <w:r>
-        <w:rPr>
-          <w:lang w:val="es-419" w:eastAsia="es-CO"/>
-        </w:rPr>
-        <w:tab/>
-      </w:r>
-      <w:r>
-        <w:rPr>
-          <w:lang w:val="es-419" w:eastAsia="es-CO"/>
-        </w:rPr>
-        <w:tab/>
-      </w:r>
-      <w:r>
-        <w:rPr>
-          <w:lang w:val="es-419" w:eastAsia="es-CO"/>
-        </w:rPr>
-        <w:tab/>
-      </w:r>
-      <w:r>
-        <w:rPr>
-          <w:lang w:val="es-419" w:eastAsia="es-CO"/>
-        </w:rPr>
-        <w:tab/>
-      </w:r>
-      <w:r>
-        <w:rPr>
-          <w:lang w:val="es-419" w:eastAsia="es-CO"/>
-        </w:rPr>
-        <w:tab/>
-      </w:r>
-      <w:r>
-        <w:rPr>
-          <w:lang w:val="es-419" w:eastAsia="es-CO"/>
-        </w:rPr>
-        <w:tab/>
-      </w:r>
-      <w:r>
-        <w:rPr>
-          <w:lang w:val="es-419" w:eastAsia="es-CO"/>
-        </w:rPr>
-        <w:tab/>
-      </w:r>
-      <w:r>
-        <w:rPr>
-          <w:lang w:val="es-419" w:eastAsia="es-CO"/>
-        </w:rPr>
-        <w:tab/>
-      </w:r>
-      <w:r>
-        <w:rPr>
-          <w:lang w:val="es-419" w:eastAsia="es-CO"/>
-        </w:rPr>
-        <w:tab/>
-      </w:r>
-      <w:r>
-        <w:rPr>
-          <w:lang w:val="es-419" w:eastAsia="es-CO"/>
-        </w:rPr>
-        <w:tab/>
-      </w:r>
-      <w:r>
-        <w:rPr>
-          <w:lang w:val="es-419" w:eastAsia="es-CO"/>
-        </w:rPr>
-        <w:tab/>
-      </w:r>
-      <w:r>
-        <w:rPr>
-          <w:lang w:val="es-419" w:eastAsia="es-CO"/>
-        </w:rPr>
-        <w:tab/>
-      </w:r>
-      <w:r>
-        <w:rPr>
-          <w:lang w:val="es-419" w:eastAsia="es-CO"/>
-        </w:rPr>
-        <w:tab/>
-      </w:r>
-      <w:r>
-        <w:rPr>
-          <w:lang w:val="es-419" w:eastAsia="es-CO"/>
-        </w:rPr>
-        <w:tab/>
-      </w:r>
-      <w:r>
-        <w:rPr>
-          <w:lang w:val="es-419" w:eastAsia="es-CO"/>
-        </w:rPr>
-        <w:tab/>
-      </w:r>
-      <w:r>
-        <w:rPr>
-          <w:lang w:val="es-419" w:eastAsia="es-CO"/>
-        </w:rPr>
-        <w:tab/>
-      </w:r>
-      <w:r>
-        <w:rPr>
-          <w:lang w:val="es-419" w:eastAsia="es-CO"/>
-        </w:rPr>
-        <w:tab/>
-      </w:r>
-      <w:r>
-        <w:rPr>
-          <w:lang w:val="es-419" w:eastAsia="es-CO"/>
-        </w:rPr>
-        <w:tab/>
-      </w:r>
-      <w:r>
-        <w:rPr>
-          <w:lang w:val="es-419" w:eastAsia="es-CO"/>
-        </w:rPr>
-        <w:tab/>
-      </w:r>
-      <w:r>
-        <w:rPr>
-          <w:lang w:val="es-419" w:eastAsia="es-CO"/>
-        </w:rPr>
-        <w:tab/>
-      </w:r>
-      <w:r>
-        <w:rPr>
-          <w:lang w:val="es-419" w:eastAsia="es-CO"/>
-        </w:rPr>
-        <w:tab/>
-      </w:r>
-      <w:r>
-        <w:rPr>
-          <w:lang w:val="es-419" w:eastAsia="es-CO"/>
-        </w:rPr>
-        <w:tab/>
-      </w:r>
-      <w:r>
-        <w:rPr>
-          <w:lang w:val="es-419" w:eastAsia="es-CO"/>
-        </w:rPr>
-        <w:tab/>
-      </w:r>
-      <w:r>
-        <w:rPr>
-          <w:lang w:val="es-419" w:eastAsia="es-CO"/>
-        </w:rPr>
-        <w:tab/>
-      </w:r>
-      <w:r>
-        <w:rPr>
-          <w:lang w:val="es-419" w:eastAsia="es-CO"/>
-        </w:rPr>
-        <w:tab/>
-      </w:r>
-      <w:r>
-        <w:rPr>
-          <w:lang w:val="es-419" w:eastAsia="es-CO"/>
-        </w:rPr>
-        <w:tab/>
-      </w:r>
-      <w:r>
-        <w:rPr>
-          <w:lang w:val="es-419" w:eastAsia="es-CO"/>
-        </w:rPr>
-        <w:tab/>
-      </w:r>
-      <w:r>
-        <w:rPr>
-          <w:lang w:val="es-419" w:eastAsia="es-CO"/>
-        </w:rPr>
-        <w:tab/>
-      </w:r>
-      <w:r>
-        <w:rPr>
-          <w:lang w:val="es-419" w:eastAsia="es-CO"/>
-        </w:rPr>
-        <w:tab/>
-      </w:r>
-      <w:r>
-        <w:rPr>
-          <w:lang w:val="es-419" w:eastAsia="es-CO"/>
-        </w:rPr>
-        <w:tab/>
-      </w:r>
-      <w:r>
-        <w:rPr>
-          <w:lang w:val="es-419" w:eastAsia="es-CO"/>
-        </w:rPr>
-        <w:tab/>
-      </w:r>
-      <w:r>
-        <w:rPr>
-          <w:lang w:val="es-419" w:eastAsia="es-CO"/>
-        </w:rPr>
-        <w:tab/>
-      </w:r>
-      <w:r>
-        <w:rPr>
-          <w:lang w:val="es-419" w:eastAsia="es-CO"/>
-        </w:rPr>
-        <w:tab/>
-      </w:r>
-      <w:r>
-        <w:rPr>
-          <w:lang w:val="es-419" w:eastAsia="es-CO"/>
-        </w:rPr>
-        <w:tab/>
-      </w:r>
-      <w:r>
-        <w:rPr>
-          <w:lang w:val="es-419" w:eastAsia="es-CO"/>
-        </w:rPr>
-        <w:tab/>
-      </w:r>
-      <w:r>
-        <w:rPr>
-          <w:lang w:val="es-419" w:eastAsia="es-CO"/>
-        </w:rPr>
-        <w:tab/>
-      </w:r>
-      <w:r>
-        <w:rPr>
-          <w:lang w:val="es-419" w:eastAsia="es-CO"/>
-        </w:rPr>
-        <w:tab/>
-      </w:r>
-      <w:r>
-        <w:rPr>
-          <w:lang w:val="es-419" w:eastAsia="es-CO"/>
-        </w:rPr>
-        <w:tab/>
-      </w:r>
-      <w:r>
-        <w:rPr>
-          <w:lang w:val="es-419" w:eastAsia="es-CO"/>
-        </w:rPr>
-        <w:tab/>
-      </w:r>
-      <w:r>
-        <w:rPr>
-          <w:lang w:val="es-419" w:eastAsia="es-CO"/>
-        </w:rPr>
-        <w:tab/>
-      </w:r>
-      <w:r>
-        <w:rPr>
-          <w:lang w:val="es-419" w:eastAsia="es-CO"/>
-        </w:rPr>
-        <w:tab/>
-      </w:r>
-      <w:r>
-        <w:rPr>
-          <w:lang w:val="es-419" w:eastAsia="es-CO"/>
-        </w:rPr>
-        <w:tab/>
-      </w:r>
-      <w:r>
-        <w:rPr>
-          <w:lang w:val="es-419" w:eastAsia="es-CO"/>
-        </w:rPr>
-        <w:tab/>
-      </w:r>
-      <w:r>
-        <w:rPr>
-          <w:lang w:val="es-419" w:eastAsia="es-CO"/>
-        </w:rPr>
-        <w:tab/>
-      </w:r>
-      <w:r>
-        <w:rPr>
-          <w:lang w:val="es-419" w:eastAsia="es-CO"/>
-        </w:rPr>
-        <w:tab/>
-      </w:r>
-      <w:r>
-        <w:rPr>
-          <w:lang w:val="es-419" w:eastAsia="es-CO"/>
-        </w:rPr>
-        <w:tab/>
-      </w:r>
-      <w:r>
-        <w:rPr>
-          <w:lang w:val="es-419" w:eastAsia="es-CO"/>
-        </w:rPr>
-        <w:tab/>
-      </w:r>
-      <w:r>
-        <w:rPr>
-          <w:lang w:val="es-419" w:eastAsia="es-CO"/>
-        </w:rPr>
-        <w:tab/>
-      </w:r>
-      <w:r>
-        <w:rPr>
-          <w:lang w:val="es-419" w:eastAsia="es-CO"/>
-        </w:rPr>
-        <w:tab/>
-      </w:r>
-      <w:r>
-        <w:rPr>
-          <w:lang w:val="es-419" w:eastAsia="es-CO"/>
-        </w:rPr>
-        <w:tab/>
-      </w:r>
-      <w:r>
-        <w:rPr>
-          <w:lang w:val="es-419" w:eastAsia="es-CO"/>
-        </w:rPr>
-        <w:tab/>
-      </w:r>
+    </w:p>
+    <w:p>
+      <w:pPr>
+        <w:pStyle w:val="Prrafodelista"/>
+        <w:ind w:left="1068" w:firstLine="0"/>
+        <w:rPr>
+          <w:lang w:val="es-419" w:eastAsia="es-CO"/>
+        </w:rPr>
+      </w:pPr>
       <w:r>
         <w:rPr>
           <w:lang w:val="es-419" w:eastAsia="es-CO"/>
@@ -9239,7 +9514,7 @@
       <w:pPr>
         <w:pStyle w:val="Ttulo1"/>
       </w:pPr>
-      <w:bookmarkStart w:id="9" w:name="_Toc239423838"/>
+      <w:bookmarkStart w:id="9" w:name="_Toc239699437"/>
       <w:r>
         <w:lastRenderedPageBreak/>
         <w:t>Organización del espacio comercial</w:t>
@@ -9308,7 +9583,7 @@
           <w:numId w:val="41"/>
         </w:numPr>
       </w:pPr>
-      <w:bookmarkStart w:id="10" w:name="_Toc239423839"/>
+      <w:bookmarkStart w:id="10" w:name="_Toc239699438"/>
       <w:r>
         <w:rPr>
           <w:rStyle w:val="Extranjerismo"/>
@@ -9786,7 +10061,7 @@
       <w:pPr>
         <w:pStyle w:val="Ttulo2"/>
       </w:pPr>
-      <w:bookmarkStart w:id="11" w:name="_Toc239423840"/>
+      <w:bookmarkStart w:id="11" w:name="_Toc239699439"/>
       <w:r>
         <w:t>Planogramas y planimetría: concepto, beneficios y usos</w:t>
       </w:r>
@@ -10348,7 +10623,7 @@
           <w:noProof/>
         </w:rPr>
         <w:drawing>
-          <wp:inline distT="0" distB="0" distL="0" distR="0" wp14:anchorId="42179EEE" wp14:editId="1EECF9D3">
+          <wp:inline distT="0" distB="0" distL="0" distR="0" wp14:anchorId="42179EEE" wp14:editId="2B64442F">
             <wp:extent cx="4680000" cy="2632500"/>
             <wp:effectExtent l="0" t="0" r="6350" b="0"/>
             <wp:docPr id="1910314785" name="Imagen 1910314785">
@@ -10611,7 +10886,7 @@
       <w:pPr>
         <w:pStyle w:val="Ttulo2"/>
       </w:pPr>
-      <w:bookmarkStart w:id="12" w:name="_Toc239423841"/>
+      <w:bookmarkStart w:id="12" w:name="_Toc239699440"/>
       <w:r>
         <w:lastRenderedPageBreak/>
         <w:t xml:space="preserve">Visual </w:t>
@@ -12066,7 +12341,7 @@
           <w:noProof/>
         </w:rPr>
         <w:drawing>
-          <wp:inline distT="0" distB="0" distL="0" distR="0" wp14:anchorId="6F17B2F5" wp14:editId="263373C4">
+          <wp:inline distT="0" distB="0" distL="0" distR="0" wp14:anchorId="6F17B2F5" wp14:editId="5F0DB1A1">
             <wp:extent cx="4678680" cy="2717800"/>
             <wp:effectExtent l="0" t="0" r="7620" b="6350"/>
             <wp:docPr id="1847416728" name="Imagen 1847416728">
@@ -13376,7 +13651,7 @@
       <w:pPr>
         <w:pStyle w:val="Ttulo1"/>
       </w:pPr>
-      <w:bookmarkStart w:id="13" w:name="_Toc239423842"/>
+      <w:bookmarkStart w:id="13" w:name="_Toc239699441"/>
       <w:r>
         <w:lastRenderedPageBreak/>
         <w:t>Experiencia y comunicación en el punto de venta</w:t>
@@ -13426,7 +13701,7 @@
       <w:pPr>
         <w:pStyle w:val="Ttulo2"/>
       </w:pPr>
-      <w:bookmarkStart w:id="14" w:name="_Toc239423843"/>
+      <w:bookmarkStart w:id="14" w:name="_Toc239699442"/>
       <w:r>
         <w:t>Vitrinismo: concepto, tipos e importancia</w:t>
       </w:r>
@@ -13899,13 +14174,7 @@
               <w:rPr>
                 <w:lang w:val="es-419" w:eastAsia="es-CO"/>
               </w:rPr>
-              <w:t>e</w:t>
-            </w:r>
-            <w:r>
-              <w:rPr>
-                <w:lang w:val="es-419" w:eastAsia="es-CO"/>
-              </w:rPr>
-              <w:t xml:space="preserve">n ese caso, el problema puede estar en la forma como se comunica la oferta comercial. El vitrinismo no consiste solo en ubicar productos detrás de un vidrio o en una zona de entrada. Es una técnica de merchandising que permite diseñar y organizar vitrinas o escaparates para comunicar identidad, destacar productos y motivar el ingreso al punto de venta. </w:t>
+              <w:t xml:space="preserve">en ese caso, el problema puede estar en la forma como se comunica la oferta comercial. El vitrinismo no consiste solo en ubicar productos detrás de un vidrio o en una zona de entrada. Es una técnica de merchandising que permite diseñar y organizar vitrinas o escaparates para comunicar identidad, destacar productos y motivar el ingreso al punto de venta. </w:t>
             </w:r>
           </w:p>
           <w:p>
@@ -13937,13 +14206,7 @@
               <w:rPr>
                 <w:lang w:val="es-419" w:eastAsia="es-CO"/>
               </w:rPr>
-              <w:t>p</w:t>
-            </w:r>
-            <w:r>
-              <w:rPr>
-                <w:lang w:val="es-419" w:eastAsia="es-CO"/>
-              </w:rPr>
-              <w:t>or eso, el vitrinismo es tan importante; una vitrina funciona como una carta de presentación: si el mensaje es claro, ordenado y coherente, el cliente puede reconocer con mayor facilidad qué ofrece el negocio y por qué podría interesarle.</w:t>
+              <w:t>por eso, el vitrinismo es tan importante; una vitrina funciona como una carta de presentación: si el mensaje es claro, ordenado y coherente, el cliente puede reconocer con mayor facilidad qué ofrece el negocio y por qué podría interesarle.</w:t>
             </w:r>
             <w:r>
               <w:rPr>
@@ -13980,13 +14243,7 @@
               <w:rPr>
                 <w:lang w:val="es-419" w:eastAsia="es-CO"/>
               </w:rPr>
-              <w:t>e</w:t>
-            </w:r>
-            <w:r>
-              <w:rPr>
-                <w:lang w:val="es-419" w:eastAsia="es-CO"/>
-              </w:rPr>
-              <w:t>ntonces, si una vitrina no es únicamente decoración, ¿Para qué le sirve realmente al desempeño comercial de un establecimiento o emprendimiento?</w:t>
+              <w:t>entonces, si una vitrina no es únicamente decoración, ¿Para qué le sirve realmente al desempeño comercial de un establecimiento o emprendimiento?</w:t>
             </w:r>
           </w:p>
           <w:p>
@@ -14015,13 +14272,7 @@
               <w:rPr>
                 <w:lang w:val="es-419" w:eastAsia="es-CO"/>
               </w:rPr>
-              <w:t>s</w:t>
-            </w:r>
-            <w:r>
-              <w:rPr>
-                <w:lang w:val="es-419" w:eastAsia="es-CO"/>
-              </w:rPr>
-              <w:t>irve, principalmente, por tres razones. La primera es que ayuda a comunicar la identidad del negocio: los colores, la iluminación, la composición y el tipo de productos transmiten una idea sobre el estilo y el valor de la marca. La segunda es que permite destacar productos estratégicos, como lanzamientos, temporadas, promociones o artículos de mayor interés comercial. La tercera es que puede influir en el recorrido del cliente, porque una vitrina atractiva invita a entrar, a permanecer y a conocer mejor la oferta disponible.</w:t>
+              <w:t>sirve, principalmente, por tres razones. La primera es que ayuda a comunicar la identidad del negocio: los colores, la iluminación, la composición y el tipo de productos transmiten una idea sobre el estilo y el valor de la marca. La segunda es que permite destacar productos estratégicos, como lanzamientos, temporadas, promociones o artículos de mayor interés comercial. La tercera es que puede influir en el recorrido del cliente, porque una vitrina atractiva invita a entrar, a permanecer y a conocer mejor la oferta disponible.</w:t>
             </w:r>
           </w:p>
           <w:p>
@@ -14052,13 +14303,7 @@
               <w:rPr>
                 <w:lang w:val="es-419" w:eastAsia="es-CO"/>
               </w:rPr>
-              <w:t>p</w:t>
-            </w:r>
-            <w:r>
-              <w:rPr>
-                <w:lang w:val="es-419" w:eastAsia="es-CO"/>
-              </w:rPr>
-              <w:t>ensemos en un ejemplo del contexto productivo. Un emprendimiento de accesorios y prendas básicas quiere organizar su vitrina para una fecha comercial. Tiene poco espacio, varios productos y necesita llamar la atención sin saturar la exhibición. ¿Qué debería tener en cuenta este emprendedor?</w:t>
+              <w:t>pensemos en un ejemplo del contexto productivo. Un emprendimiento de accesorios y prendas básicas quiere organizar su vitrina para una fecha comercial. Tiene poco espacio, varios productos y necesita llamar la atención sin saturar la exhibición. ¿Qué debería tener en cuenta este emprendedor?</w:t>
             </w:r>
           </w:p>
           <w:p>
@@ -14087,13 +14332,7 @@
               <w:rPr>
                 <w:lang w:val="es-419" w:eastAsia="es-CO"/>
               </w:rPr>
-              <w:t>l</w:t>
-            </w:r>
-            <w:r>
-              <w:rPr>
-                <w:lang w:val="es-419" w:eastAsia="es-CO"/>
-              </w:rPr>
-              <w:t xml:space="preserve">o primero es definir un concepto. Por ejemplo, una vitrina puede comunicar “regalos prácticos para una fecha especial”. Luego se seleccionan pocos productos principales, se organizan por color, tamaño o </w:t>
+              <w:t xml:space="preserve">lo primero es definir un concepto. Por ejemplo, una vitrina puede comunicar “regalos prácticos para una fecha especial”. Luego se seleccionan pocos productos principales, se organizan por color, tamaño o </w:t>
             </w:r>
             <w:r>
               <w:rPr>
@@ -14129,13 +14368,7 @@
               <w:rPr>
                 <w:lang w:val="es-419" w:eastAsia="es-CO"/>
               </w:rPr>
-              <w:t>e</w:t>
-            </w:r>
-            <w:r>
-              <w:rPr>
-                <w:lang w:val="es-419" w:eastAsia="es-CO"/>
-              </w:rPr>
-              <w:t>ntonces, haciendo una analogía: una vitrina funciona como la portada de un libro; no cuenta todo el contenido, pero sí debe generar interés para continuar la experiencia.</w:t>
+              <w:t>entonces, haciendo una analogía: una vitrina funciona como la portada de un libro; no cuenta todo el contenido, pero sí debe generar interés para continuar la experiencia.</w:t>
             </w:r>
           </w:p>
           <w:p>
@@ -14164,13 +14397,7 @@
               <w:rPr>
                 <w:lang w:val="es-419" w:eastAsia="es-CO"/>
               </w:rPr>
-              <w:t>e</w:t>
-            </w:r>
-            <w:r>
-              <w:rPr>
-                <w:lang w:val="es-419" w:eastAsia="es-CO"/>
-              </w:rPr>
-              <w:t>xactamente, cuando se planea correctamente, la vitrina puede atraer más clientes, comunicar mejor la propuesta de valor, destacar productos clave y apoyar las ventas. Además, permite que el establecimiento se diferencie y mantenga coherencia entre lo que comunica afuera y lo que ofrece en el interior. En cambio, si la vitrina se improvisa, puede generar confusión, mostrar demasiados productos sin orden, dificultar la lectura del mensaje y reducir el interés del cliente.</w:t>
+              <w:t>exactamente, cuando se planea correctamente, la vitrina puede atraer más clientes, comunicar mejor la propuesta de valor, destacar productos clave y apoyar las ventas. Además, permite que el establecimiento se diferencie y mantenga coherencia entre lo que comunica afuera y lo que ofrece en el interior. En cambio, si la vitrina se improvisa, puede generar confusión, mostrar demasiados productos sin orden, dificultar la lectura del mensaje y reducir el interés del cliente.</w:t>
             </w:r>
           </w:p>
           <w:p>
@@ -14199,13 +14426,7 @@
               <w:rPr>
                 <w:lang w:val="es-419" w:eastAsia="es-CO"/>
               </w:rPr>
-              <w:t>e</w:t>
-            </w:r>
-            <w:r>
-              <w:rPr>
-                <w:lang w:val="es-419" w:eastAsia="es-CO"/>
-              </w:rPr>
-              <w:t>n pocas palabras, una vitrina saturada o poco coherente puede hacer que una buena oferta comercial pase desapercibida.</w:t>
+              <w:t>en pocas palabras, una vitrina saturada o poco coherente puede hacer que una buena oferta comercial pase desapercibida.</w:t>
             </w:r>
           </w:p>
           <w:p>
@@ -14236,13 +14457,7 @@
               <w:rPr>
                 <w:lang w:val="es-419" w:eastAsia="es-CO"/>
               </w:rPr>
-              <w:t>e</w:t>
-            </w:r>
-            <w:r>
-              <w:rPr>
-                <w:lang w:val="es-419" w:eastAsia="es-CO"/>
-              </w:rPr>
-              <w:t>xactamente. Una vitrina bien diseñada no solo exhibe productos; comunica una intención comercial. Por eso, al revisar el subtema de vitrinismo en el componente formativo, analice cómo el concepto, los tipos y la importancia de la vitrina se relacionan con la experiencia del cliente, la identidad del negocio y los objetivos de venta.</w:t>
+              <w:t>exactamente. Una vitrina bien diseñada no solo exhibe productos; comunica una intención comercial. Por eso, al revisar el subtema de vitrinismo en el componente formativo, analice cómo el concepto, los tipos y la importancia de la vitrina se relacionan con la experiencia del cliente, la identidad del negocio y los objetivos de venta.</w:t>
             </w:r>
             <w:r>
               <w:rPr>
@@ -14280,13 +14495,7 @@
               <w:rPr>
                 <w:lang w:val="es-419" w:eastAsia="es-CO"/>
               </w:rPr>
-              <w:t>l</w:t>
-            </w:r>
-            <w:r>
-              <w:rPr>
-                <w:lang w:val="es-419" w:eastAsia="es-CO"/>
-              </w:rPr>
-              <w:t>a invitación es a pensar cada vitrina como un mensaje claro, accesible y estratégico dentro del punto de venta.</w:t>
+              <w:t>la invitación es a pensar cada vitrina como un mensaje claro, accesible y estratégico dentro del punto de venta.</w:t>
             </w:r>
           </w:p>
           <w:p>
@@ -14315,13 +14524,7 @@
               <w:rPr>
                 <w:lang w:val="es-419" w:eastAsia="es-CO"/>
               </w:rPr>
-              <w:t>g</w:t>
-            </w:r>
-            <w:r>
-              <w:rPr>
-                <w:lang w:val="es-419" w:eastAsia="es-CO"/>
-              </w:rPr>
-              <w:t>racias por acompañarnos en este episodio. Nos encontramos en una próxima experiencia de aprendizaje.</w:t>
+              <w:t>gracias por acompañarnos en este episodio. Nos encontramos en una próxima experiencia de aprendizaje.</w:t>
             </w:r>
             <w:r>
               <w:rPr>
@@ -14339,7 +14542,7 @@
       <w:pPr>
         <w:pStyle w:val="Ttulo2"/>
       </w:pPr>
-      <w:bookmarkStart w:id="15" w:name="_Toc239423844"/>
+      <w:bookmarkStart w:id="15" w:name="_Toc239699443"/>
       <w:r>
         <w:rPr>
           <w:rStyle w:val="Extranjerismo"/>
@@ -15311,8 +15514,8 @@
           <w:noProof/>
         </w:rPr>
         <w:drawing>
-          <wp:inline distT="0" distB="0" distL="0" distR="0" wp14:anchorId="298781DB" wp14:editId="6464EED0">
-            <wp:extent cx="4680000" cy="2632500"/>
+          <wp:inline distT="0" distB="0" distL="0" distR="0" wp14:anchorId="54D2B821" wp14:editId="299BF4DE">
+            <wp:extent cx="4680000" cy="2634771"/>
             <wp:effectExtent l="0" t="0" r="6350" b="0"/>
             <wp:docPr id="1" name="Imagen 1">
               <a:extLst xmlns:a="http://schemas.openxmlformats.org/drawingml/2006/main">
@@ -15355,7 +15558,7 @@
                   <pic:spPr bwMode="auto">
                     <a:xfrm>
                       <a:off x="0" y="0"/>
-                      <a:ext cx="4680000" cy="2632500"/>
+                      <a:ext cx="4680000" cy="2634771"/>
                     </a:xfrm>
                     <a:prstGeom prst="rect">
                       <a:avLst/>
@@ -15484,7 +15687,7 @@
       <w:pPr>
         <w:pStyle w:val="Ttulo2"/>
       </w:pPr>
-      <w:bookmarkStart w:id="16" w:name="_Toc239423845"/>
+      <w:bookmarkStart w:id="16" w:name="_Toc239699444"/>
       <w:r>
         <w:lastRenderedPageBreak/>
         <w:t>Teoría del color: concepto y clasificación</w:t>
@@ -15925,7 +16128,7 @@
       <w:pPr>
         <w:pStyle w:val="Ttulo2"/>
       </w:pPr>
-      <w:bookmarkStart w:id="17" w:name="_Toc239423846"/>
+      <w:bookmarkStart w:id="17" w:name="_Toc239699445"/>
       <w:r>
         <w:t>Comunicación comercial: concepto, clases, usos y tipos de material promocional</w:t>
       </w:r>
@@ -17215,7 +17418,7 @@
       <w:pPr>
         <w:pStyle w:val="Ttulo1"/>
       </w:pPr>
-      <w:bookmarkStart w:id="18" w:name="_Toc239423847"/>
+      <w:bookmarkStart w:id="18" w:name="_Toc239699446"/>
       <w:r>
         <w:lastRenderedPageBreak/>
         <w:t>Gestión, apoyo y control de la exhibición</w:t>
@@ -17252,7 +17455,7 @@
       <w:pPr>
         <w:pStyle w:val="Ttulo2"/>
       </w:pPr>
-      <w:bookmarkStart w:id="19" w:name="_Toc239423848"/>
+      <w:bookmarkStart w:id="19" w:name="_Toc239699447"/>
       <w:r>
         <w:rPr>
           <w:rStyle w:val="Extranjerismo"/>
@@ -17688,7 +17891,7 @@
       <w:pPr>
         <w:pStyle w:val="Ttulo2"/>
       </w:pPr>
-      <w:bookmarkStart w:id="20" w:name="_Toc239423849"/>
+      <w:bookmarkStart w:id="20" w:name="_Toc239699448"/>
       <w:r>
         <w:t>Recursos de apoyo: concepto, tipos y beneficios</w:t>
       </w:r>
@@ -17990,7 +18193,7 @@
       <w:pPr>
         <w:pStyle w:val="Ttulo2"/>
       </w:pPr>
-      <w:bookmarkStart w:id="21" w:name="_Toc239423850"/>
+      <w:bookmarkStart w:id="21" w:name="_Toc239699449"/>
       <w:r>
         <w:t>Plan de exhibición: concepto, estructura y etapas</w:t>
       </w:r>
@@ -18611,6 +18814,36 @@
           <w:lang w:val="es-419" w:eastAsia="es-CO"/>
         </w:rPr>
         <w:t>dcast: planeando la exhibición para vender mejor</w:t>
+      </w:r>
+      <w:r>
+        <w:rPr>
+          <w:lang w:val="es-419" w:eastAsia="es-CO"/>
+        </w:rPr>
+        <w:tab/>
+      </w:r>
+      <w:r>
+        <w:rPr>
+          <w:lang w:val="es-419" w:eastAsia="es-CO"/>
+        </w:rPr>
+        <w:tab/>
+      </w:r>
+      <w:r>
+        <w:rPr>
+          <w:lang w:val="es-419" w:eastAsia="es-CO"/>
+        </w:rPr>
+        <w:tab/>
+      </w:r>
+      <w:r>
+        <w:rPr>
+          <w:lang w:val="es-419" w:eastAsia="es-CO"/>
+        </w:rPr>
+        <w:tab/>
+      </w:r>
+      <w:r>
+        <w:rPr>
+          <w:lang w:val="es-419" w:eastAsia="es-CO"/>
+        </w:rPr>
+        <w:tab/>
       </w:r>
     </w:p>
     <w:tbl>
@@ -18642,6 +18875,7 @@
                 <w:bCs/>
                 <w:lang w:val="es-419" w:eastAsia="es-CO"/>
               </w:rPr>
+              <w:lastRenderedPageBreak/>
               <w:t>Transcripción del pódcast.</w:t>
             </w:r>
             <w:r>
@@ -18686,28 +18920,34 @@
                 <w:bCs/>
                 <w:lang w:val="es-419" w:eastAsia="es-CO"/>
               </w:rPr>
-              <w:lastRenderedPageBreak/>
-              <w:t>M</w:t>
-            </w:r>
+              <w:t>Mujer:</w:t>
+            </w:r>
+            <w:r>
+              <w:rPr>
+                <w:lang w:val="es-419" w:eastAsia="es-CO"/>
+              </w:rPr>
+              <w:t xml:space="preserve"> ¡Bienvenidos a este espacio formativo! En un punto de venta, muchos productos comparten el mismo espacio, pero no todos logran captar la atención del cliente de la misma manera. Entonces surge una pregunta importante: ¿por qué algunos productos se encuentran fácilmente y otros pasan desapercibidos, aun cuando están disponibles en el establecimiento?  </w:t>
+            </w:r>
+          </w:p>
+          <w:p>
+            <w:pPr>
+              <w:rPr>
+                <w:lang w:val="es-419" w:eastAsia="es-CO"/>
+              </w:rPr>
+            </w:pPr>
             <w:r>
               <w:rPr>
                 <w:b/>
                 <w:bCs/>
                 <w:lang w:val="es-419" w:eastAsia="es-CO"/>
               </w:rPr>
-              <w:t>ujer:</w:t>
+              <w:t>Hombre:</w:t>
             </w:r>
             <w:r>
               <w:rPr>
                 <w:lang w:val="es-419" w:eastAsia="es-CO"/>
               </w:rPr>
-              <w:t xml:space="preserve"> </w:t>
-            </w:r>
-            <w:r>
-              <w:rPr>
-                <w:lang w:val="es-419" w:eastAsia="es-CO"/>
-              </w:rPr>
-              <w:t xml:space="preserve">¡Bienvenidos a este espacio formativo! En un punto de venta, muchos productos comparten el mismo espacio, pero no todos logran captar la atención del cliente de la misma manera. Entonces surge una pregunta importante: ¿por qué algunos productos se encuentran fácilmente y otros pasan desapercibidos, aun cuando están disponibles en el establecimiento?  </w:t>
+              <w:t xml:space="preserve"> la respuesta está en la planeación de la exhibición. Porque exhibir no significa únicamente colocar productos en un mueble o llenar una góndola. Se trata de organizar estratégicamente el espacio para facilitar la búsqueda, orientar el recorrido y apoyar la decisión de compra.  </w:t>
             </w:r>
           </w:p>
           <w:p>
@@ -18722,7 +18962,7 @@
                 <w:bCs/>
                 <w:lang w:val="es-419" w:eastAsia="es-CO"/>
               </w:rPr>
-              <w:t>H</w:t>
+              <w:t>M</w:t>
             </w:r>
             <w:r>
               <w:rPr>
@@ -18730,25 +18970,21 @@
                 <w:bCs/>
                 <w:lang w:val="es-419" w:eastAsia="es-CO"/>
               </w:rPr>
-              <w:t>ombre:</w:t>
-            </w:r>
-            <w:r>
-              <w:rPr>
+              <w:t>ujer</w:t>
+            </w:r>
+            <w:r>
+              <w:rPr>
+                <w:b/>
+                <w:bCs/>
                 <w:lang w:val="es-419" w:eastAsia="es-CO"/>
               </w:rPr>
-              <w:t xml:space="preserve"> </w:t>
+              <w:t>:</w:t>
             </w:r>
             <w:r>
               <w:rPr>
                 <w:lang w:val="es-419" w:eastAsia="es-CO"/>
               </w:rPr>
-              <w:t>l</w:t>
-            </w:r>
-            <w:r>
-              <w:rPr>
-                <w:lang w:val="es-419" w:eastAsia="es-CO"/>
-              </w:rPr>
-              <w:t xml:space="preserve">a respuesta está en la planeación de la exhibición. Porque exhibir no significa únicamente colocar productos en un mueble o llenar una góndola. Se trata de organizar estratégicamente el espacio para facilitar la búsqueda, orientar el recorrido y apoyar la decisión de compra.  </w:t>
+              <w:t xml:space="preserve"> por eso, en este episodio hablaremos sobre la importancia de la planeación de la exhibición y los principales elementos que permiten transformar el espacio comercial en una herramienta de apoyo para el cliente y para los resultados del negocio. ¡Bienvenidos!  </w:t>
             </w:r>
           </w:p>
           <w:p>
@@ -18763,35 +18999,56 @@
                 <w:bCs/>
                 <w:lang w:val="es-419" w:eastAsia="es-CO"/>
               </w:rPr>
-              <w:t>M</w:t>
-            </w:r>
+              <w:t>Mujer:</w:t>
+            </w:r>
+            <w:r>
+              <w:rPr>
+                <w:lang w:val="es-419" w:eastAsia="es-CO"/>
+              </w:rPr>
+              <w:t xml:space="preserve"> la planeación de la exhibición constituye una actividad fundamental dentro de las acciones de merchandising en el canal. Su propósito es definir qué productos se ubican, dónde se presentan, cómo se organizan y qué recursos de apoyo se utilizarán para facilitar la experiencia de compra. </w:t>
+            </w:r>
+          </w:p>
+          <w:p>
+            <w:pPr>
+              <w:rPr>
+                <w:lang w:val="es-419" w:eastAsia="es-CO"/>
+              </w:rPr>
+            </w:pPr>
             <w:r>
               <w:rPr>
                 <w:b/>
                 <w:bCs/>
                 <w:lang w:val="es-419" w:eastAsia="es-CO"/>
               </w:rPr>
-              <w:t>ujer</w:t>
-            </w:r>
+              <w:t>Hombre:</w:t>
+            </w:r>
+            <w:r>
+              <w:rPr>
+                <w:lang w:val="es-419" w:eastAsia="es-CO"/>
+              </w:rPr>
+              <w:t xml:space="preserve"> entonces, ¿planear la exhibición es parecido a organizar una ruta para que el cliente encuentre mejor lo que necesita? </w:t>
+            </w:r>
+          </w:p>
+          <w:p>
+            <w:pPr>
+              <w:rPr>
+                <w:lang w:val="es-419" w:eastAsia="es-CO"/>
+              </w:rPr>
+            </w:pPr>
             <w:r>
               <w:rPr>
                 <w:b/>
                 <w:bCs/>
                 <w:lang w:val="es-419" w:eastAsia="es-CO"/>
               </w:rPr>
-              <w:t>:</w:t>
+              <w:lastRenderedPageBreak/>
+              <w:t>Mujer:</w:t>
             </w:r>
             <w:r>
               <w:rPr>
                 <w:lang w:val="es-419" w:eastAsia="es-CO"/>
               </w:rPr>
-              <w:t xml:space="preserve"> p</w:t>
-            </w:r>
-            <w:r>
-              <w:rPr>
-                <w:lang w:val="es-419" w:eastAsia="es-CO"/>
-              </w:rPr>
-              <w:t xml:space="preserve">or eso, en este episodio hablaremos sobre la importancia de la planeación de la exhibición y los principales elementos que permiten transformar el espacio comercial en una herramienta de apoyo para el cliente y para los resultados del negocio. ¡Bienvenidos!  </w:t>
+              <w:t xml:space="preserve"> exactamente. Una analogía sencilla es pensar en una biblioteca bien organizada. Si los libros están clasificados, señalizados y ubicados de forma clara, la búsqueda resulta más fácil. En el punto de venta ocurre algo similar: una exhibición planeada orienta el recorrido, facilita el acceso a los productos y mejora la experiencia de compra.  </w:t>
             </w:r>
           </w:p>
           <w:p>
@@ -18806,27 +19063,34 @@
                 <w:bCs/>
                 <w:lang w:val="es-419" w:eastAsia="es-CO"/>
               </w:rPr>
-              <w:t>M</w:t>
-            </w:r>
+              <w:t>Hombre:</w:t>
+            </w:r>
+            <w:r>
+              <w:rPr>
+                <w:lang w:val="es-419" w:eastAsia="es-CO"/>
+              </w:rPr>
+              <w:t xml:space="preserve"> y entonces ¿Cuáles son los aspectos principales que deben tenerse en cuenta al planear una exhibición? </w:t>
+            </w:r>
+          </w:p>
+          <w:p>
+            <w:pPr>
+              <w:rPr>
+                <w:lang w:val="es-419" w:eastAsia="es-CO"/>
+              </w:rPr>
+            </w:pPr>
             <w:r>
               <w:rPr>
                 <w:b/>
                 <w:bCs/>
                 <w:lang w:val="es-419" w:eastAsia="es-CO"/>
               </w:rPr>
-              <w:t>ujer:</w:t>
+              <w:t>Mujer:</w:t>
             </w:r>
             <w:r>
               <w:rPr>
                 <w:lang w:val="es-419" w:eastAsia="es-CO"/>
               </w:rPr>
-              <w:t xml:space="preserve"> l</w:t>
-            </w:r>
-            <w:r>
-              <w:rPr>
-                <w:lang w:val="es-419" w:eastAsia="es-CO"/>
-              </w:rPr>
-              <w:t xml:space="preserve">a planeación de la exhibición constituye una actividad fundamental dentro de las acciones de merchandising en el canal. Su propósito es definir qué productos se ubican, dónde se presentan, cómo se organizan y qué recursos de apoyo se utilizarán para facilitar la experiencia de compra. </w:t>
+              <w:t xml:space="preserve"> el primero, es el análisis del espacio y del cliente. Es necesario reconocer el tamaño del punto de venta, las zonas de circulación, el tipo de producto y las necesidades del consumidor. El segundo, la organización de los productos. Esto implica ordenar categorías, definir niveles de exhibición, mantener disponibilidad y evitar obstáculos. Y, por último, la presentación comercial. Aquí se integran limpieza, iluminación, señalización, color, material promocional y coherencia con la identidad del establecimiento. </w:t>
             </w:r>
           </w:p>
           <w:p>
@@ -18841,27 +19105,34 @@
                 <w:bCs/>
                 <w:lang w:val="es-419" w:eastAsia="es-CO"/>
               </w:rPr>
-              <w:t>H</w:t>
-            </w:r>
+              <w:t>Hombre:</w:t>
+            </w:r>
+            <w:r>
+              <w:rPr>
+                <w:lang w:val="es-419" w:eastAsia="es-CO"/>
+              </w:rPr>
+              <w:t xml:space="preserve"> ¿Y cómo se relaciona esta planeación con el desempeño del aprendiz en un contexto productivo?  </w:t>
+            </w:r>
+          </w:p>
+          <w:p>
+            <w:pPr>
+              <w:rPr>
+                <w:lang w:val="es-419" w:eastAsia="es-CO"/>
+              </w:rPr>
+            </w:pPr>
             <w:r>
               <w:rPr>
                 <w:b/>
                 <w:bCs/>
                 <w:lang w:val="es-419" w:eastAsia="es-CO"/>
               </w:rPr>
-              <w:t>ombre:</w:t>
+              <w:t>Mujer:</w:t>
             </w:r>
             <w:r>
               <w:rPr>
                 <w:lang w:val="es-419" w:eastAsia="es-CO"/>
               </w:rPr>
-              <w:t xml:space="preserve"> e</w:t>
-            </w:r>
-            <w:r>
-              <w:rPr>
-                <w:lang w:val="es-419" w:eastAsia="es-CO"/>
-              </w:rPr>
-              <w:t xml:space="preserve">ntonces, ¿planear la exhibición es parecido a organizar una ruta para que el cliente encuentre mejor lo que necesita? </w:t>
+              <w:t xml:space="preserve"> se relaciona directamente con la competencia de aplicar acciones del plan de merchandising en el canal, de acuerdo con los objetivos de mercadeo y la normativa.  </w:t>
             </w:r>
           </w:p>
           <w:p>
@@ -18876,28 +19147,41 @@
                 <w:bCs/>
                 <w:lang w:val="es-419" w:eastAsia="es-CO"/>
               </w:rPr>
-              <w:lastRenderedPageBreak/>
-              <w:t>M</w:t>
-            </w:r>
+              <w:t>Hombre:</w:t>
+            </w:r>
+            <w:r>
+              <w:rPr>
+                <w:lang w:val="es-419" w:eastAsia="es-CO"/>
+              </w:rPr>
+              <w:t xml:space="preserve"> pero, un momento, pongámoslo en términos más simples… </w:t>
+            </w:r>
+          </w:p>
+          <w:p>
+            <w:pPr>
+              <w:rPr>
+                <w:lang w:val="es-419" w:eastAsia="es-CO"/>
+              </w:rPr>
+            </w:pPr>
             <w:r>
               <w:rPr>
                 <w:b/>
                 <w:bCs/>
                 <w:lang w:val="es-419" w:eastAsia="es-CO"/>
               </w:rPr>
-              <w:t>ujer:</w:t>
+              <w:t>Mujer:</w:t>
             </w:r>
             <w:r>
               <w:rPr>
                 <w:lang w:val="es-419" w:eastAsia="es-CO"/>
               </w:rPr>
-              <w:t xml:space="preserve"> e</w:t>
+              <w:t xml:space="preserve">  pues en la práctica, el aprendiz puede apoyar el diagnóstico del espacio, la organización de productos, la implementación de </w:t>
             </w:r>
             <w:r>
               <w:rPr>
                 <w:lang w:val="es-419" w:eastAsia="es-CO"/>
               </w:rPr>
-              <w:t xml:space="preserve">xactamente. Una analogía sencilla es pensar en una biblioteca bien organizada. Si los libros están clasificados, señalizados y ubicados de forma clara, la búsqueda resulta más fácil. En el punto de venta ocurre algo similar: una exhibición planeada orienta el recorrido, facilita el acceso a los productos y mejora la experiencia de compra.  </w:t>
+              <w:lastRenderedPageBreak/>
+              <w:t xml:space="preserve">exhibiciones y la revisión de resultados mediante herramientas de verificación. </w:t>
             </w:r>
           </w:p>
           <w:p>
@@ -18912,27 +19196,34 @@
                 <w:bCs/>
                 <w:lang w:val="es-419" w:eastAsia="es-CO"/>
               </w:rPr>
-              <w:t>H</w:t>
-            </w:r>
+              <w:t>Hombre:</w:t>
+            </w:r>
+            <w:r>
+              <w:rPr>
+                <w:lang w:val="es-419" w:eastAsia="es-CO"/>
+              </w:rPr>
+              <w:t xml:space="preserve"> pensemos en un ejemplo concreto. Un establecimiento quiere impulsar una categoría de productos de temporada. Entonces, ¿Qué debería pasar si se planea bien la exhibición? </w:t>
+            </w:r>
+          </w:p>
+          <w:p>
+            <w:pPr>
+              <w:rPr>
+                <w:lang w:val="es-419" w:eastAsia="es-CO"/>
+              </w:rPr>
+            </w:pPr>
             <w:r>
               <w:rPr>
                 <w:b/>
                 <w:bCs/>
                 <w:lang w:val="es-419" w:eastAsia="es-CO"/>
               </w:rPr>
-              <w:t>ombre:</w:t>
+              <w:t>Mujer:</w:t>
             </w:r>
             <w:r>
               <w:rPr>
                 <w:lang w:val="es-419" w:eastAsia="es-CO"/>
               </w:rPr>
-              <w:t xml:space="preserve"> y</w:t>
-            </w:r>
-            <w:r>
-              <w:rPr>
-                <w:lang w:val="es-419" w:eastAsia="es-CO"/>
-              </w:rPr>
-              <w:t xml:space="preserve"> entonces ¿Cuáles son los aspectos principales que deben tenerse en cuenta al planear una exhibición? </w:t>
+              <w:t xml:space="preserve"> si se planea correctamente, los productos se ubican en una zona estratégica, se organizan por categoría, cuentan con señalización clara, tienen suficiente disponibilidad y se apoyan con recursos promocionales. Esto puede facilitar la identificación del producto, mejorar la rotación y generar una experiencia más ordenada para el cliente.  </w:t>
             </w:r>
           </w:p>
           <w:p>
@@ -18947,27 +19238,34 @@
                 <w:bCs/>
                 <w:lang w:val="es-419" w:eastAsia="es-CO"/>
               </w:rPr>
-              <w:t>M</w:t>
-            </w:r>
+              <w:t>Hombre:</w:t>
+            </w:r>
+            <w:r>
+              <w:rPr>
+                <w:lang w:val="es-419" w:eastAsia="es-CO"/>
+              </w:rPr>
+              <w:t xml:space="preserve"> ¿Y qué puede salir mal si la exhibición se improvisa? </w:t>
+            </w:r>
+          </w:p>
+          <w:p>
+            <w:pPr>
+              <w:rPr>
+                <w:lang w:val="es-419" w:eastAsia="es-CO"/>
+              </w:rPr>
+            </w:pPr>
             <w:r>
               <w:rPr>
                 <w:b/>
                 <w:bCs/>
                 <w:lang w:val="es-419" w:eastAsia="es-CO"/>
               </w:rPr>
-              <w:t>ujer:</w:t>
+              <w:t>Mujer:</w:t>
             </w:r>
             <w:r>
               <w:rPr>
                 <w:lang w:val="es-419" w:eastAsia="es-CO"/>
               </w:rPr>
-              <w:t xml:space="preserve"> e</w:t>
-            </w:r>
-            <w:r>
-              <w:rPr>
-                <w:lang w:val="es-419" w:eastAsia="es-CO"/>
-              </w:rPr>
-              <w:t xml:space="preserve">l primero, es el análisis del espacio y del cliente. Es necesario reconocer el tamaño del punto de venta, las zonas de circulación, el tipo de producto y las necesidades del consumidor. El segundo, la organización de los productos. Esto implica ordenar categorías, definir niveles de exhibición, mantener disponibilidad y evitar obstáculos. Y, por último, la presentación comercial. Aquí se integran limpieza, iluminación, señalización, color, material promocional y coherencia con la identidad del establecimiento. </w:t>
+              <w:t xml:space="preserve"> puede ocurrir que los productos queden en zonas de baja circulación, que no exista claridad en precios o promociones, que falte reposición, que el mobiliario dificulte el acceso o que la presentación no comunique valor. En esos casos, el cliente puede confundirse, perder interés o simplemente no encontrar el producto que necesita. </w:t>
             </w:r>
           </w:p>
           <w:p>
@@ -18982,27 +19280,34 @@
                 <w:bCs/>
                 <w:lang w:val="es-419" w:eastAsia="es-CO"/>
               </w:rPr>
-              <w:t>H</w:t>
-            </w:r>
+              <w:t>Hombre:</w:t>
+            </w:r>
+            <w:r>
+              <w:rPr>
+                <w:lang w:val="es-419" w:eastAsia="es-CO"/>
+              </w:rPr>
+              <w:t xml:space="preserve"> entonces, planear la exhibición no es decorar por decorar, sino tomar decisiones comerciales con intención. </w:t>
+            </w:r>
+          </w:p>
+          <w:p>
+            <w:pPr>
+              <w:rPr>
+                <w:lang w:val="es-419" w:eastAsia="es-CO"/>
+              </w:rPr>
+            </w:pPr>
             <w:r>
               <w:rPr>
                 <w:b/>
                 <w:bCs/>
                 <w:lang w:val="es-419" w:eastAsia="es-CO"/>
               </w:rPr>
-              <w:t>ombre:</w:t>
+              <w:t>Mujer:</w:t>
             </w:r>
             <w:r>
               <w:rPr>
                 <w:lang w:val="es-419" w:eastAsia="es-CO"/>
               </w:rPr>
-              <w:t xml:space="preserve"> </w:t>
-            </w:r>
-            <w:r>
-              <w:rPr>
-                <w:lang w:val="es-419" w:eastAsia="es-CO"/>
-              </w:rPr>
-              <w:t xml:space="preserve">¿Y cómo se relaciona esta planeación con el desempeño del aprendiz en un contexto productivo?  </w:t>
+              <w:t xml:space="preserve"> así es. La exhibición debe responder a un objetivo: destacar productos, mejorar la experiencia del cliente, facilitar la compra y apoyar los resultados comerciales. Por eso, el plan de exhibición incluye análisis, organización, implementación, evaluación y ajustes. </w:t>
             </w:r>
           </w:p>
           <w:p>
@@ -19017,27 +19322,35 @@
                 <w:bCs/>
                 <w:lang w:val="es-419" w:eastAsia="es-CO"/>
               </w:rPr>
-              <w:t>M</w:t>
-            </w:r>
+              <w:lastRenderedPageBreak/>
+              <w:t>Hombre:</w:t>
+            </w:r>
+            <w:r>
+              <w:rPr>
+                <w:lang w:val="es-419" w:eastAsia="es-CO"/>
+              </w:rPr>
+              <w:t xml:space="preserve"> en conclusión, una exhibición bien planeada convierte el punto de venta en una guía clara para el cliente. </w:t>
+            </w:r>
+          </w:p>
+          <w:p>
+            <w:pPr>
+              <w:rPr>
+                <w:lang w:val="es-419" w:eastAsia="es-CO"/>
+              </w:rPr>
+            </w:pPr>
             <w:r>
               <w:rPr>
                 <w:b/>
                 <w:bCs/>
                 <w:lang w:val="es-419" w:eastAsia="es-CO"/>
               </w:rPr>
-              <w:t>ujer:</w:t>
+              <w:t>Mujer:</w:t>
             </w:r>
             <w:r>
               <w:rPr>
                 <w:lang w:val="es-419" w:eastAsia="es-CO"/>
               </w:rPr>
-              <w:t xml:space="preserve"> s</w:t>
-            </w:r>
-            <w:r>
-              <w:rPr>
-                <w:lang w:val="es-419" w:eastAsia="es-CO"/>
-              </w:rPr>
-              <w:t xml:space="preserve">e relaciona directamente con la competencia de aplicar acciones del plan de merchandising en el canal, de acuerdo con los objetivos de mercadeo y la normativa.  </w:t>
+              <w:t xml:space="preserve"> porque cuando los productos están organizados estratégicamente, la compra resulta más sencilla, la experiencia es más satisfactoria y se fortalecen los objetivos comerciales del establecimiento.  </w:t>
             </w:r>
           </w:p>
           <w:p>
@@ -19052,433 +19365,13 @@
                 <w:bCs/>
                 <w:lang w:val="es-419" w:eastAsia="es-CO"/>
               </w:rPr>
-              <w:t>H</w:t>
-            </w:r>
-            <w:r>
-              <w:rPr>
-                <w:b/>
-                <w:bCs/>
+              <w:t>Hombre:</w:t>
+            </w:r>
+            <w:r>
+              <w:rPr>
                 <w:lang w:val="es-419" w:eastAsia="es-CO"/>
               </w:rPr>
-              <w:t>ombre:</w:t>
-            </w:r>
-            <w:r>
-              <w:rPr>
-                <w:lang w:val="es-419" w:eastAsia="es-CO"/>
-              </w:rPr>
-              <w:t xml:space="preserve"> </w:t>
-            </w:r>
-            <w:r>
-              <w:rPr>
-                <w:lang w:val="es-419" w:eastAsia="es-CO"/>
-              </w:rPr>
-              <w:t>p</w:t>
-            </w:r>
-            <w:r>
-              <w:rPr>
-                <w:lang w:val="es-419" w:eastAsia="es-CO"/>
-              </w:rPr>
-              <w:t xml:space="preserve">ero, un momento, pongámoslo en términos más simples… </w:t>
-            </w:r>
-          </w:p>
-          <w:p>
-            <w:pPr>
-              <w:rPr>
-                <w:lang w:val="es-419" w:eastAsia="es-CO"/>
-              </w:rPr>
-            </w:pPr>
-            <w:r>
-              <w:rPr>
-                <w:b/>
-                <w:bCs/>
-                <w:lang w:val="es-419" w:eastAsia="es-CO"/>
-              </w:rPr>
-              <w:t>M</w:t>
-            </w:r>
-            <w:r>
-              <w:rPr>
-                <w:b/>
-                <w:bCs/>
-                <w:lang w:val="es-419" w:eastAsia="es-CO"/>
-              </w:rPr>
-              <w:t>ujer:</w:t>
-            </w:r>
-            <w:r>
-              <w:rPr>
-                <w:lang w:val="es-419" w:eastAsia="es-CO"/>
-              </w:rPr>
-              <w:t xml:space="preserve"> </w:t>
-            </w:r>
-            <w:r>
-              <w:rPr>
-                <w:lang w:val="es-419" w:eastAsia="es-CO"/>
-              </w:rPr>
-              <w:t xml:space="preserve"> </w:t>
-            </w:r>
-            <w:r>
-              <w:rPr>
-                <w:lang w:val="es-419" w:eastAsia="es-CO"/>
-              </w:rPr>
-              <w:t>p</w:t>
-            </w:r>
-            <w:r>
-              <w:rPr>
-                <w:lang w:val="es-419" w:eastAsia="es-CO"/>
-              </w:rPr>
-              <w:t xml:space="preserve">ues en la práctica, el aprendiz puede apoyar el diagnóstico del espacio, la organización de productos, la implementación de </w:t>
-            </w:r>
-            <w:r>
-              <w:rPr>
-                <w:lang w:val="es-419" w:eastAsia="es-CO"/>
-              </w:rPr>
-              <w:lastRenderedPageBreak/>
-              <w:t xml:space="preserve">exhibiciones y la revisión de resultados mediante herramientas de verificación. </w:t>
-            </w:r>
-          </w:p>
-          <w:p>
-            <w:pPr>
-              <w:rPr>
-                <w:lang w:val="es-419" w:eastAsia="es-CO"/>
-              </w:rPr>
-            </w:pPr>
-            <w:r>
-              <w:rPr>
-                <w:b/>
-                <w:bCs/>
-                <w:lang w:val="es-419" w:eastAsia="es-CO"/>
-              </w:rPr>
-              <w:t>H</w:t>
-            </w:r>
-            <w:r>
-              <w:rPr>
-                <w:b/>
-                <w:bCs/>
-                <w:lang w:val="es-419" w:eastAsia="es-CO"/>
-              </w:rPr>
-              <w:t>ombre:</w:t>
-            </w:r>
-            <w:r>
-              <w:rPr>
-                <w:lang w:val="es-419" w:eastAsia="es-CO"/>
-              </w:rPr>
-              <w:t xml:space="preserve"> </w:t>
-            </w:r>
-            <w:r>
-              <w:rPr>
-                <w:lang w:val="es-419" w:eastAsia="es-CO"/>
-              </w:rPr>
-              <w:t>p</w:t>
-            </w:r>
-            <w:r>
-              <w:rPr>
-                <w:lang w:val="es-419" w:eastAsia="es-CO"/>
-              </w:rPr>
-              <w:t xml:space="preserve">ensemos en un ejemplo concreto. Un establecimiento quiere impulsar una categoría de productos de temporada. Entonces, ¿Qué debería pasar si se planea bien la exhibición? </w:t>
-            </w:r>
-          </w:p>
-          <w:p>
-            <w:pPr>
-              <w:rPr>
-                <w:lang w:val="es-419" w:eastAsia="es-CO"/>
-              </w:rPr>
-            </w:pPr>
-            <w:r>
-              <w:rPr>
-                <w:b/>
-                <w:bCs/>
-                <w:lang w:val="es-419" w:eastAsia="es-CO"/>
-              </w:rPr>
-              <w:t>M</w:t>
-            </w:r>
-            <w:r>
-              <w:rPr>
-                <w:b/>
-                <w:bCs/>
-                <w:lang w:val="es-419" w:eastAsia="es-CO"/>
-              </w:rPr>
-              <w:t>ujer:</w:t>
-            </w:r>
-            <w:r>
-              <w:rPr>
-                <w:lang w:val="es-419" w:eastAsia="es-CO"/>
-              </w:rPr>
-              <w:t xml:space="preserve"> s</w:t>
-            </w:r>
-            <w:r>
-              <w:rPr>
-                <w:lang w:val="es-419" w:eastAsia="es-CO"/>
-              </w:rPr>
-              <w:t xml:space="preserve">i se planea correctamente, los productos se ubican en una zona estratégica, se organizan por categoría, cuentan con señalización clara, tienen suficiente disponibilidad y se apoyan con recursos promocionales. Esto puede facilitar la identificación del producto, mejorar la rotación y generar una experiencia más ordenada para el cliente.  </w:t>
-            </w:r>
-          </w:p>
-          <w:p>
-            <w:pPr>
-              <w:rPr>
-                <w:lang w:val="es-419" w:eastAsia="es-CO"/>
-              </w:rPr>
-            </w:pPr>
-            <w:r>
-              <w:rPr>
-                <w:b/>
-                <w:bCs/>
-                <w:lang w:val="es-419" w:eastAsia="es-CO"/>
-              </w:rPr>
-              <w:t>H</w:t>
-            </w:r>
-            <w:r>
-              <w:rPr>
-                <w:b/>
-                <w:bCs/>
-                <w:lang w:val="es-419" w:eastAsia="es-CO"/>
-              </w:rPr>
-              <w:t>ombre:</w:t>
-            </w:r>
-            <w:r>
-              <w:rPr>
-                <w:lang w:val="es-419" w:eastAsia="es-CO"/>
-              </w:rPr>
-              <w:t xml:space="preserve"> </w:t>
-            </w:r>
-            <w:r>
-              <w:rPr>
-                <w:lang w:val="es-419" w:eastAsia="es-CO"/>
-              </w:rPr>
-              <w:t xml:space="preserve">¿Y qué puede salir mal si la exhibición se improvisa? </w:t>
-            </w:r>
-          </w:p>
-          <w:p>
-            <w:pPr>
-              <w:rPr>
-                <w:lang w:val="es-419" w:eastAsia="es-CO"/>
-              </w:rPr>
-            </w:pPr>
-            <w:r>
-              <w:rPr>
-                <w:b/>
-                <w:bCs/>
-                <w:lang w:val="es-419" w:eastAsia="es-CO"/>
-              </w:rPr>
-              <w:t>M</w:t>
-            </w:r>
-            <w:r>
-              <w:rPr>
-                <w:b/>
-                <w:bCs/>
-                <w:lang w:val="es-419" w:eastAsia="es-CO"/>
-              </w:rPr>
-              <w:t>ujer:</w:t>
-            </w:r>
-            <w:r>
-              <w:rPr>
-                <w:lang w:val="es-419" w:eastAsia="es-CO"/>
-              </w:rPr>
-              <w:t xml:space="preserve"> </w:t>
-            </w:r>
-            <w:r>
-              <w:rPr>
-                <w:lang w:val="es-419" w:eastAsia="es-CO"/>
-              </w:rPr>
-              <w:t>p</w:t>
-            </w:r>
-            <w:r>
-              <w:rPr>
-                <w:lang w:val="es-419" w:eastAsia="es-CO"/>
-              </w:rPr>
-              <w:t xml:space="preserve">uede ocurrir que los productos queden en zonas de baja circulación, que no exista claridad en precios o promociones, que falte reposición, que el mobiliario dificulte el acceso o que la presentación no comunique valor. En esos casos, el cliente puede confundirse, perder interés o simplemente no encontrar el producto que necesita. </w:t>
-            </w:r>
-          </w:p>
-          <w:p>
-            <w:pPr>
-              <w:rPr>
-                <w:lang w:val="es-419" w:eastAsia="es-CO"/>
-              </w:rPr>
-            </w:pPr>
-            <w:r>
-              <w:rPr>
-                <w:b/>
-                <w:bCs/>
-                <w:lang w:val="es-419" w:eastAsia="es-CO"/>
-              </w:rPr>
-              <w:t>H</w:t>
-            </w:r>
-            <w:r>
-              <w:rPr>
-                <w:b/>
-                <w:bCs/>
-                <w:lang w:val="es-419" w:eastAsia="es-CO"/>
-              </w:rPr>
-              <w:t>ombre:</w:t>
-            </w:r>
-            <w:r>
-              <w:rPr>
-                <w:lang w:val="es-419" w:eastAsia="es-CO"/>
-              </w:rPr>
-              <w:t xml:space="preserve"> e</w:t>
-            </w:r>
-            <w:r>
-              <w:rPr>
-                <w:lang w:val="es-419" w:eastAsia="es-CO"/>
-              </w:rPr>
-              <w:t xml:space="preserve">ntonces, planear la exhibición no es decorar por decorar, sino tomar decisiones comerciales con intención. </w:t>
-            </w:r>
-          </w:p>
-          <w:p>
-            <w:pPr>
-              <w:rPr>
-                <w:lang w:val="es-419" w:eastAsia="es-CO"/>
-              </w:rPr>
-            </w:pPr>
-            <w:r>
-              <w:rPr>
-                <w:b/>
-                <w:bCs/>
-                <w:lang w:val="es-419" w:eastAsia="es-CO"/>
-              </w:rPr>
-              <w:t>M</w:t>
-            </w:r>
-            <w:r>
-              <w:rPr>
-                <w:b/>
-                <w:bCs/>
-                <w:lang w:val="es-419" w:eastAsia="es-CO"/>
-              </w:rPr>
-              <w:t>ujer:</w:t>
-            </w:r>
-            <w:r>
-              <w:rPr>
-                <w:lang w:val="es-419" w:eastAsia="es-CO"/>
-              </w:rPr>
-              <w:t xml:space="preserve"> </w:t>
-            </w:r>
-            <w:r>
-              <w:rPr>
-                <w:lang w:val="es-419" w:eastAsia="es-CO"/>
-              </w:rPr>
-              <w:t>a</w:t>
-            </w:r>
-            <w:r>
-              <w:rPr>
-                <w:lang w:val="es-419" w:eastAsia="es-CO"/>
-              </w:rPr>
-              <w:t xml:space="preserve">sí es. La exhibición debe responder a un objetivo: destacar productos, mejorar la experiencia del cliente, facilitar la compra y apoyar los resultados comerciales. Por eso, el plan de exhibición incluye análisis, organización, implementación, evaluación y ajustes. </w:t>
-            </w:r>
-          </w:p>
-          <w:p>
-            <w:pPr>
-              <w:rPr>
-                <w:lang w:val="es-419" w:eastAsia="es-CO"/>
-              </w:rPr>
-            </w:pPr>
-            <w:r>
-              <w:rPr>
-                <w:b/>
-                <w:bCs/>
-                <w:lang w:val="es-419" w:eastAsia="es-CO"/>
-              </w:rPr>
-              <w:lastRenderedPageBreak/>
-              <w:t>H</w:t>
-            </w:r>
-            <w:r>
-              <w:rPr>
-                <w:b/>
-                <w:bCs/>
-                <w:lang w:val="es-419" w:eastAsia="es-CO"/>
-              </w:rPr>
-              <w:t>ombre:</w:t>
-            </w:r>
-            <w:r>
-              <w:rPr>
-                <w:lang w:val="es-419" w:eastAsia="es-CO"/>
-              </w:rPr>
-              <w:t xml:space="preserve"> </w:t>
-            </w:r>
-            <w:r>
-              <w:rPr>
-                <w:lang w:val="es-419" w:eastAsia="es-CO"/>
-              </w:rPr>
-              <w:t>e</w:t>
-            </w:r>
-            <w:r>
-              <w:rPr>
-                <w:lang w:val="es-419" w:eastAsia="es-CO"/>
-              </w:rPr>
-              <w:t xml:space="preserve">n conclusión, una exhibición bien planeada convierte el punto de venta en una guía clara para el cliente. </w:t>
-            </w:r>
-          </w:p>
-          <w:p>
-            <w:pPr>
-              <w:rPr>
-                <w:lang w:val="es-419" w:eastAsia="es-CO"/>
-              </w:rPr>
-            </w:pPr>
-            <w:r>
-              <w:rPr>
-                <w:b/>
-                <w:bCs/>
-                <w:lang w:val="es-419" w:eastAsia="es-CO"/>
-              </w:rPr>
-              <w:t>M</w:t>
-            </w:r>
-            <w:r>
-              <w:rPr>
-                <w:b/>
-                <w:bCs/>
-                <w:lang w:val="es-419" w:eastAsia="es-CO"/>
-              </w:rPr>
-              <w:t>ujer:</w:t>
-            </w:r>
-            <w:r>
-              <w:rPr>
-                <w:lang w:val="es-419" w:eastAsia="es-CO"/>
-              </w:rPr>
-              <w:t xml:space="preserve"> p</w:t>
-            </w:r>
-            <w:r>
-              <w:rPr>
-                <w:lang w:val="es-419" w:eastAsia="es-CO"/>
-              </w:rPr>
-              <w:t xml:space="preserve">orque cuando los productos están organizados estratégicamente, la compra resulta más sencilla, la experiencia es más satisfactoria y se fortalecen los objetivos comerciales del establecimiento.  </w:t>
-            </w:r>
-          </w:p>
-          <w:p>
-            <w:pPr>
-              <w:rPr>
-                <w:lang w:val="es-419" w:eastAsia="es-CO"/>
-              </w:rPr>
-            </w:pPr>
-            <w:r>
-              <w:rPr>
-                <w:b/>
-                <w:bCs/>
-                <w:lang w:val="es-419" w:eastAsia="es-CO"/>
-              </w:rPr>
-              <w:t>H</w:t>
-            </w:r>
-            <w:r>
-              <w:rPr>
-                <w:b/>
-                <w:bCs/>
-                <w:lang w:val="es-419" w:eastAsia="es-CO"/>
-              </w:rPr>
-              <w:t>ombre:</w:t>
-            </w:r>
-            <w:r>
-              <w:rPr>
-                <w:lang w:val="es-419" w:eastAsia="es-CO"/>
-              </w:rPr>
-              <w:t xml:space="preserve"> </w:t>
-            </w:r>
-            <w:r>
-              <w:rPr>
-                <w:lang w:val="es-419" w:eastAsia="es-CO"/>
-              </w:rPr>
-              <w:t>g</w:t>
-            </w:r>
-            <w:r>
-              <w:rPr>
-                <w:lang w:val="es-419" w:eastAsia="es-CO"/>
-              </w:rPr>
-              <w:t xml:space="preserve">racias por acompañarnos en este episodio. Nos encontramos en una próxima experiencia de aprendizaje.   </w:t>
+              <w:t xml:space="preserve"> gracias por acompañarnos en este episodio. Nos encontramos en una próxima experiencia de aprendizaje.   </w:t>
             </w:r>
           </w:p>
         </w:tc>
@@ -19488,7 +19381,7 @@
       <w:pPr>
         <w:pStyle w:val="Ttulo2"/>
       </w:pPr>
-      <w:bookmarkStart w:id="22" w:name="_Toc239423851"/>
+      <w:bookmarkStart w:id="22" w:name="_Toc239699450"/>
       <w:r>
         <w:lastRenderedPageBreak/>
         <w:t>Herramientas de verificación: concepto, tipos y beneficios</w:t>
@@ -20030,7 +19923,7 @@
           <w:u w:val="single"/>
         </w:rPr>
       </w:pPr>
-      <w:bookmarkStart w:id="23" w:name="_Toc239423852"/>
+      <w:bookmarkStart w:id="23" w:name="_Toc239699451"/>
       <w:r>
         <w:lastRenderedPageBreak/>
         <w:t>Síntesis</w:t>
@@ -20213,7 +20106,7 @@
           <w:numId w:val="0"/>
         </w:numPr>
       </w:pPr>
-      <w:bookmarkStart w:id="24" w:name="_Toc239423853"/>
+      <w:bookmarkStart w:id="24" w:name="_Toc239699452"/>
       <w:r>
         <w:lastRenderedPageBreak/>
         <w:t>Glosario</w:t>
@@ -20868,7 +20761,7 @@
           <w:numId w:val="0"/>
         </w:numPr>
       </w:pPr>
-      <w:bookmarkStart w:id="25" w:name="_Toc239423854"/>
+      <w:bookmarkStart w:id="25" w:name="_Toc239699453"/>
       <w:r>
         <w:lastRenderedPageBreak/>
         <w:t>Referencias bibliográficas</w:t>
@@ -21057,7 +20950,7 @@
           <w:numId w:val="0"/>
         </w:numPr>
       </w:pPr>
-      <w:bookmarkStart w:id="26" w:name="_Toc239423855"/>
+      <w:bookmarkStart w:id="26" w:name="_Toc239699454"/>
       <w:r>
         <w:lastRenderedPageBreak/>
         <w:t>Créditos</w:t>
@@ -22465,7 +22358,7 @@
       <w:lvlText w:val="o"/>
       <w:lvlJc w:val="left"/>
       <w:pPr>
-        <w:ind w:left="720" w:hanging="360"/>
+        <w:ind w:left="1068" w:hanging="360"/>
       </w:pPr>
       <w:rPr>
         <w:rFonts w:ascii="Courier New" w:hAnsi="Courier New" w:cs="Courier New" w:hint="default"/>
@@ -22477,7 +22370,7 @@
       <w:lvlText w:val="o"/>
       <w:lvlJc w:val="left"/>
       <w:pPr>
-        <w:ind w:left="1440" w:hanging="360"/>
+        <w:ind w:left="1788" w:hanging="360"/>
       </w:pPr>
       <w:rPr>
         <w:rFonts w:ascii="Courier New" w:hAnsi="Courier New" w:cs="Courier New" w:hint="default"/>
@@ -22489,7 +22382,7 @@
       <w:lvlText w:val=""/>
       <w:lvlJc w:val="left"/>
       <w:pPr>
-        <w:ind w:left="2160" w:hanging="360"/>
+        <w:ind w:left="2508" w:hanging="360"/>
       </w:pPr>
       <w:rPr>
         <w:rFonts w:ascii="Wingdings" w:hAnsi="Wingdings" w:hint="default"/>
@@ -22501,7 +22394,7 @@
       <w:lvlText w:val=""/>
       <w:lvlJc w:val="left"/>
       <w:pPr>
-        <w:ind w:left="2880" w:hanging="360"/>
+        <w:ind w:left="3228" w:hanging="360"/>
       </w:pPr>
       <w:rPr>
         <w:rFonts w:ascii="Symbol" w:hAnsi="Symbol" w:hint="default"/>
@@ -22513,7 +22406,7 @@
       <w:lvlText w:val="o"/>
       <w:lvlJc w:val="left"/>
       <w:pPr>
-        <w:ind w:left="3600" w:hanging="360"/>
+        <w:ind w:left="3948" w:hanging="360"/>
       </w:pPr>
       <w:rPr>
         <w:rFonts w:ascii="Courier New" w:hAnsi="Courier New" w:cs="Courier New" w:hint="default"/>
@@ -22525,7 +22418,7 @@
       <w:lvlText w:val=""/>
       <w:lvlJc w:val="left"/>
       <w:pPr>
-        <w:ind w:left="4320" w:hanging="360"/>
+        <w:ind w:left="4668" w:hanging="360"/>
       </w:pPr>
       <w:rPr>
         <w:rFonts w:ascii="Wingdings" w:hAnsi="Wingdings" w:hint="default"/>
@@ -22537,7 +22430,7 @@
       <w:lvlText w:val=""/>
       <w:lvlJc w:val="left"/>
       <w:pPr>
-        <w:ind w:left="5040" w:hanging="360"/>
+        <w:ind w:left="5388" w:hanging="360"/>
       </w:pPr>
       <w:rPr>
         <w:rFonts w:ascii="Symbol" w:hAnsi="Symbol" w:hint="default"/>
@@ -22549,7 +22442,7 @@
       <w:lvlText w:val="o"/>
       <w:lvlJc w:val="left"/>
       <w:pPr>
-        <w:ind w:left="5760" w:hanging="360"/>
+        <w:ind w:left="6108" w:hanging="360"/>
       </w:pPr>
       <w:rPr>
         <w:rFonts w:ascii="Courier New" w:hAnsi="Courier New" w:cs="Courier New" w:hint="default"/>
@@ -22561,7 +22454,7 @@
       <w:lvlText w:val=""/>
       <w:lvlJc w:val="left"/>
       <w:pPr>
-        <w:ind w:left="6480" w:hanging="360"/>
+        <w:ind w:left="6828" w:hanging="360"/>
       </w:pPr>
       <w:rPr>
         <w:rFonts w:ascii="Wingdings" w:hAnsi="Wingdings" w:hint="default"/>

--- a/fuentes/621209_CF03_CFA.docx
+++ b/fuentes/621209_CF03_CFA.docx
@@ -5694,7 +5694,7 @@
           <w:noProof/>
         </w:rPr>
         <w:drawing>
-          <wp:inline distT="0" distB="0" distL="0" distR="0" wp14:anchorId="5AB0A547" wp14:editId="3458326C">
+          <wp:inline distT="0" distB="0" distL="0" distR="0" wp14:anchorId="5AB0A547" wp14:editId="7435662A">
             <wp:extent cx="4680000" cy="2632500"/>
             <wp:effectExtent l="0" t="0" r="6350" b="0"/>
             <wp:docPr id="828275148" name="Imagen 828275148">
@@ -7841,7 +7841,7 @@
           <w:noProof/>
         </w:rPr>
         <w:drawing>
-          <wp:inline distT="0" distB="0" distL="0" distR="0" wp14:anchorId="4589B98F" wp14:editId="4098789F">
+          <wp:inline distT="0" distB="0" distL="0" distR="0" wp14:anchorId="4589B98F" wp14:editId="436E295B">
             <wp:extent cx="4680000" cy="2632500"/>
             <wp:effectExtent l="0" t="0" r="6350" b="0"/>
             <wp:docPr id="699019336" name="Imagen 699019336">
@@ -7967,19 +7967,7 @@
           </w:tcPr>
           <w:p>
             <w:r>
-              <w:t>Tipos de exhibición.</w:t>
-            </w:r>
-            <w:r>
-              <w:t xml:space="preserve"> </w:t>
-            </w:r>
-            <w:r>
-              <w:t>Una exhibición debe contar con una excelente exposición de los productos para poder llamar la atención del público que con frecuencia visita el</w:t>
-            </w:r>
-            <w:r>
-              <w:t xml:space="preserve"> </w:t>
-            </w:r>
-            <w:r>
-              <w:t xml:space="preserve">establecimiento. En cada sección se debe emplear un buen </w:t>
+              <w:t xml:space="preserve">Tipos de exhibición. Una exhibición debe contar con una excelente exposición de los productos para poder llamar la atención del público que con frecuencia visita el establecimiento. En cada sección se debe emplear un buen </w:t>
             </w:r>
             <w:r>
               <w:rPr>
@@ -7988,42 +7976,18 @@
               <w:t>merchandising</w:t>
             </w:r>
             <w:r>
-              <w:t>, promoción o comercialización y utilizar los</w:t>
-            </w:r>
-            <w:r>
-              <w:t xml:space="preserve"> </w:t>
-            </w:r>
-            <w:r>
-              <w:t xml:space="preserve">mejores elementos para su producción, lo cual es vital en la rotación del artículo que forme parte de la exhibición. </w:t>
+              <w:t xml:space="preserve">, promoción o comercialización y utilizar los mejores elementos para su producción, lo cual es vital en la rotación del artículo que forme parte de la exhibición. </w:t>
             </w:r>
           </w:p>
           <w:p>
             <w:r>
               <w:lastRenderedPageBreak/>
-              <w:t>Por lo general, los clientes</w:t>
-            </w:r>
-            <w:r>
-              <w:t xml:space="preserve"> </w:t>
-            </w:r>
-            <w:r>
-              <w:t>toman las decisiones de compra directamente en el punto de venta, por lo que una efectiva exhibición de los artículos puede influir positivamente en</w:t>
-            </w:r>
-            <w:r>
-              <w:t xml:space="preserve"> </w:t>
-            </w:r>
-            <w:r>
-              <w:t xml:space="preserve">la toma de decisión. Los siguientes son algunos de los tipos de exhibición más comunes. </w:t>
+              <w:t xml:space="preserve">Por lo general, los clientes toman las decisiones de compra directamente en el punto de venta, por lo que una efectiva exhibición de los artículos puede influir positivamente en la toma de decisión. Los siguientes son algunos de los tipos de exhibición más comunes. </w:t>
             </w:r>
           </w:p>
           <w:p>
             <w:r>
-              <w:t>Uno, exhibición vertical. Los</w:t>
-            </w:r>
-            <w:r>
-              <w:t xml:space="preserve"> </w:t>
-            </w:r>
-            <w:r>
-              <w:t xml:space="preserve">productos se ubican de manera que cubran todos los niveles del lineal o </w:t>
+              <w:t xml:space="preserve">Uno, exhibición vertical. Los productos se ubican de manera que cubran todos los niveles del lineal o </w:t>
             </w:r>
             <w:proofErr w:type="spellStart"/>
             <w:r>
@@ -8039,13 +8003,7 @@
           </w:p>
           <w:p>
             <w:r>
-              <w:t>Dos, exhibición horizontal.</w:t>
-            </w:r>
-            <w:r>
-              <w:t xml:space="preserve"> </w:t>
-            </w:r>
-            <w:r>
-              <w:t xml:space="preserve">El producto se ubica en sus diferentes variedades a lo largo de la estantería, disponiendo del espacio de izquierda a derecha en los distintos niveles. </w:t>
+              <w:t xml:space="preserve">Dos, exhibición horizontal. El producto se ubica en sus diferentes variedades a lo largo de la estantería, disponiendo del espacio de izquierda a derecha en los distintos niveles. </w:t>
             </w:r>
           </w:p>
           <w:p>
@@ -8061,19 +8019,7 @@
           </w:p>
           <w:p>
             <w:r>
-              <w:t>Cuatro, exhibición de doble</w:t>
-            </w:r>
-            <w:r>
-              <w:t xml:space="preserve"> </w:t>
-            </w:r>
-            <w:r>
-              <w:t>franja. En la misma estantería se exhiben dos líneas de productos que guardan alguna relación. Una debe ser muy fuerte, productos de gran consumo o</w:t>
-            </w:r>
-            <w:r>
-              <w:t xml:space="preserve"> </w:t>
-            </w:r>
-            <w:r>
-              <w:t xml:space="preserve">básicos y la otra línea con productos de impulso, dulces, chocolates, chicles, galletas. </w:t>
+              <w:t xml:space="preserve">Cuatro, exhibición de doble franja. En la misma estantería se exhiben dos líneas de productos que guardan alguna relación. Una debe ser muy fuerte, productos de gran consumo o básicos y la otra línea con productos de impulso, dulces, chocolates, chicles, galletas. </w:t>
             </w:r>
           </w:p>
           <w:p>
@@ -8099,60 +8045,18 @@
               <w:t xml:space="preserve">. </w:t>
             </w:r>
             <w:r>
-              <w:t>Verificar productos que se encuentran cerca de las cajas para que el cliente realice una acción de compra por impulso en el momento de hacer la fila para</w:t>
-            </w:r>
-            <w:r>
-              <w:t xml:space="preserve"> </w:t>
-            </w:r>
-            <w:r>
-              <w:t xml:space="preserve">pagar. </w:t>
+              <w:t xml:space="preserve">Verificar productos que se encuentran cerca de las cajas para que el cliente realice una acción de compra por impulso en el momento de hacer la fila para pagar. </w:t>
             </w:r>
           </w:p>
           <w:p>
             <w:r>
               <w:lastRenderedPageBreak/>
-              <w:t>Seis, exhibición especial. Esta tiene un diseño diferente al de un lineal, góndola o estantería. Puede ser</w:t>
-            </w:r>
-            <w:r>
-              <w:t xml:space="preserve"> </w:t>
-            </w:r>
-            <w:r>
-              <w:t>un exhibidor diseñado exclusivamente para el producto o también puede ser una isla y por lo general se usa cuando ha</w:t>
-            </w:r>
-            <w:r>
-              <w:t xml:space="preserve">y </w:t>
-            </w:r>
-            <w:r>
-              <w:t xml:space="preserve">una promoción de venta o se está lanzando un nuevo producto. </w:t>
+              <w:t xml:space="preserve">Seis, exhibición especial. Esta tiene un diseño diferente al de un lineal, góndola o estantería. Puede ser un exhibidor diseñado exclusivamente para el producto o también puede ser una isla y por lo general se usa cuando hay una promoción de venta o se está lanzando un nuevo producto. </w:t>
             </w:r>
           </w:p>
           <w:p>
             <w:r>
-              <w:t>La cantidad de formas para exhibir los productos en el punto de venta es muy amplia y</w:t>
-            </w:r>
-            <w:r>
-              <w:t xml:space="preserve"> </w:t>
-            </w:r>
-            <w:r>
-              <w:t>variada. Lo importante es que son aplicables a cualquier establecimiento comercial, de tal forma que los espacios</w:t>
-            </w:r>
-            <w:r>
-              <w:t xml:space="preserve"> </w:t>
-            </w:r>
-            <w:r>
-              <w:t>sean aprovechados al máximo el interior del local. Por esta razón es vital planear adecuadamente en qué forma se</w:t>
-            </w:r>
-            <w:r>
-              <w:t xml:space="preserve"> </w:t>
-            </w:r>
-            <w:r>
-              <w:t>van a exhibir los artículos, cómo se van a distribuir los lineales, las góndolas, los muebles, las vitrinas, el escaparate</w:t>
-            </w:r>
-            <w:r>
-              <w:t xml:space="preserve"> </w:t>
-            </w:r>
-            <w:r>
-              <w:t xml:space="preserve">y demás elementos que le darán forma al establecimiento. </w:t>
+              <w:t xml:space="preserve">La cantidad de formas para exhibir los productos en el punto de venta es muy amplia y variada. Lo importante es que son aplicables a cualquier establecimiento comercial, de tal forma que los espacios sean aprovechados al máximo el interior del local. Por esta razón es vital planear adecuadamente en qué forma se van a exhibir los artículos, cómo se van a distribuir los lineales, las góndolas, los muebles, las vitrinas, el escaparate y demás elementos que le darán forma al establecimiento. </w:t>
             </w:r>
           </w:p>
           <w:p>
@@ -8174,24 +8078,12 @@
               <w:t>display</w:t>
             </w:r>
             <w:r>
-              <w:t xml:space="preserve"> exhibidor que busca destacar las características específicas de los</w:t>
-            </w:r>
-            <w:r>
-              <w:t xml:space="preserve"> </w:t>
-            </w:r>
-            <w:r>
-              <w:t xml:space="preserve">productos y puede ser diseñado de muchas formas. </w:t>
+              <w:t xml:space="preserve"> exhibidor que busca destacar las características específicas de los productos y puede ser diseñado de muchas formas. </w:t>
             </w:r>
           </w:p>
           <w:p>
             <w:r>
-              <w:t>Exhibición en islas es una forma de presentación masiva y solitaria de un</w:t>
-            </w:r>
-            <w:r>
-              <w:t xml:space="preserve"> </w:t>
-            </w:r>
-            <w:r>
-              <w:t xml:space="preserve">artículo. Se ubican fuera del lineal o </w:t>
+              <w:t xml:space="preserve">Exhibición en islas es una forma de presentación masiva y solitaria de un artículo. Se ubican fuera del lineal o </w:t>
             </w:r>
             <w:proofErr w:type="spellStart"/>
             <w:r>
@@ -8204,25 +8096,13 @@
           </w:p>
           <w:p>
             <w:r>
-              <w:t>Exhibición en ganchos</w:t>
-            </w:r>
-            <w:r>
-              <w:t xml:space="preserve"> </w:t>
-            </w:r>
-            <w:r>
-              <w:t xml:space="preserve">es especial para tiendas de ropa de tal forma que se pueda crear un diseño impactante a la hora de colgar el vestuario de los ganchos. </w:t>
+              <w:t xml:space="preserve">Exhibición en ganchos es especial para tiendas de ropa de tal forma que se pueda crear un diseño impactante a la hora de colgar el vestuario de los ganchos. </w:t>
             </w:r>
           </w:p>
           <w:p>
             <w:r>
               <w:lastRenderedPageBreak/>
-              <w:t>Exhibición en</w:t>
-            </w:r>
-            <w:r>
-              <w:t xml:space="preserve"> </w:t>
-            </w:r>
-            <w:r>
-              <w:t>punta de góndola. Están ubicados en las esquinas de las góndolas, por lo que tienen un mayor impacto, aumentando la comunicación visual con accesorios que</w:t>
+              <w:t>Exhibición en punta de góndola. Están ubicados en las esquinas de las góndolas, por lo que tienen un mayor impacto, aumentando la comunicación visual con accesorios que</w:t>
             </w:r>
             <w:r>
               <w:t xml:space="preserve"> </w:t>
@@ -10623,7 +10503,7 @@
           <w:noProof/>
         </w:rPr>
         <w:drawing>
-          <wp:inline distT="0" distB="0" distL="0" distR="0" wp14:anchorId="42179EEE" wp14:editId="2B64442F">
+          <wp:inline distT="0" distB="0" distL="0" distR="0" wp14:anchorId="42179EEE" wp14:editId="22FC484B">
             <wp:extent cx="4680000" cy="2632500"/>
             <wp:effectExtent l="0" t="0" r="6350" b="0"/>
             <wp:docPr id="1910314785" name="Imagen 1910314785">
@@ -12341,7 +12221,7 @@
           <w:noProof/>
         </w:rPr>
         <w:drawing>
-          <wp:inline distT="0" distB="0" distL="0" distR="0" wp14:anchorId="6F17B2F5" wp14:editId="5F0DB1A1">
+          <wp:inline distT="0" distB="0" distL="0" distR="0" wp14:anchorId="6F17B2F5" wp14:editId="7AA18F1D">
             <wp:extent cx="4678680" cy="2717800"/>
             <wp:effectExtent l="0" t="0" r="7620" b="6350"/>
             <wp:docPr id="1847416728" name="Imagen 1847416728">
@@ -14693,7 +14573,15 @@
           <w:bCs/>
           <w:lang w:val="es-419" w:eastAsia="es-CO"/>
         </w:rPr>
-        <w:t>Sensorial visual:</w:t>
+        <w:t>s</w:t>
+      </w:r>
+      <w:r>
+        <w:rPr>
+          <w:b/>
+          <w:bCs/>
+          <w:lang w:val="es-419" w:eastAsia="es-CO"/>
+        </w:rPr>
+        <w:t>ensorial visual:</w:t>
       </w:r>
       <w:r>
         <w:rPr>
@@ -14742,7 +14630,15 @@
           <w:bCs/>
           <w:lang w:val="es-419" w:eastAsia="es-CO"/>
         </w:rPr>
-        <w:t>Sensorial auditivo:</w:t>
+        <w:t>s</w:t>
+      </w:r>
+      <w:r>
+        <w:rPr>
+          <w:b/>
+          <w:bCs/>
+          <w:lang w:val="es-419" w:eastAsia="es-CO"/>
+        </w:rPr>
+        <w:t>ensorial auditivo:</w:t>
       </w:r>
       <w:r>
         <w:rPr>
@@ -14792,7 +14688,15 @@
           <w:bCs/>
           <w:lang w:val="es-419" w:eastAsia="es-CO"/>
         </w:rPr>
-        <w:t>Sensorial olfativo:</w:t>
+        <w:t>s</w:t>
+      </w:r>
+      <w:r>
+        <w:rPr>
+          <w:b/>
+          <w:bCs/>
+          <w:lang w:val="es-419" w:eastAsia="es-CO"/>
+        </w:rPr>
+        <w:t>ensorial olfativo:</w:t>
       </w:r>
       <w:r>
         <w:rPr>
@@ -14841,7 +14745,15 @@
           <w:bCs/>
           <w:lang w:val="es-419" w:eastAsia="es-CO"/>
         </w:rPr>
-        <w:t>Sensorial táctil:</w:t>
+        <w:t>s</w:t>
+      </w:r>
+      <w:r>
+        <w:rPr>
+          <w:b/>
+          <w:bCs/>
+          <w:lang w:val="es-419" w:eastAsia="es-CO"/>
+        </w:rPr>
+        <w:t>ensorial táctil:</w:t>
       </w:r>
       <w:r>
         <w:rPr>
@@ -14890,7 +14802,15 @@
           <w:bCs/>
           <w:lang w:val="es-419" w:eastAsia="es-CO"/>
         </w:rPr>
-        <w:t>Sensorial gustativo:</w:t>
+        <w:t>s</w:t>
+      </w:r>
+      <w:r>
+        <w:rPr>
+          <w:b/>
+          <w:bCs/>
+          <w:lang w:val="es-419" w:eastAsia="es-CO"/>
+        </w:rPr>
+        <w:t>ensorial gustativo:</w:t>
       </w:r>
       <w:r>
         <w:rPr>
@@ -15514,7 +15434,7 @@
           <w:noProof/>
         </w:rPr>
         <w:drawing>
-          <wp:inline distT="0" distB="0" distL="0" distR="0" wp14:anchorId="54D2B821" wp14:editId="299BF4DE">
+          <wp:inline distT="0" distB="0" distL="0" distR="0" wp14:anchorId="54D2B821" wp14:editId="598912C2">
             <wp:extent cx="4680000" cy="2634771"/>
             <wp:effectExtent l="0" t="0" r="6350" b="0"/>
             <wp:docPr id="1" name="Imagen 1">
@@ -25390,7 +25310,7 @@
       <w:lvlText w:val="o"/>
       <w:lvlJc w:val="left"/>
       <w:pPr>
-        <w:ind w:left="720" w:hanging="360"/>
+        <w:ind w:left="1068" w:hanging="360"/>
       </w:pPr>
       <w:rPr>
         <w:rFonts w:ascii="Courier New" w:hAnsi="Courier New" w:cs="Courier New" w:hint="default"/>
@@ -25402,7 +25322,7 @@
       <w:lvlText w:val="o"/>
       <w:lvlJc w:val="left"/>
       <w:pPr>
-        <w:ind w:left="1440" w:hanging="360"/>
+        <w:ind w:left="1788" w:hanging="360"/>
       </w:pPr>
       <w:rPr>
         <w:rFonts w:ascii="Courier New" w:hAnsi="Courier New" w:cs="Courier New" w:hint="default"/>
@@ -25414,7 +25334,7 @@
       <w:lvlText w:val=""/>
       <w:lvlJc w:val="left"/>
       <w:pPr>
-        <w:ind w:left="2160" w:hanging="360"/>
+        <w:ind w:left="2508" w:hanging="360"/>
       </w:pPr>
       <w:rPr>
         <w:rFonts w:ascii="Wingdings" w:hAnsi="Wingdings" w:hint="default"/>
@@ -25426,7 +25346,7 @@
       <w:lvlText w:val=""/>
       <w:lvlJc w:val="left"/>
       <w:pPr>
-        <w:ind w:left="2880" w:hanging="360"/>
+        <w:ind w:left="3228" w:hanging="360"/>
       </w:pPr>
       <w:rPr>
         <w:rFonts w:ascii="Symbol" w:hAnsi="Symbol" w:hint="default"/>
@@ -25438,7 +25358,7 @@
       <w:lvlText w:val="o"/>
       <w:lvlJc w:val="left"/>
       <w:pPr>
-        <w:ind w:left="3600" w:hanging="360"/>
+        <w:ind w:left="3948" w:hanging="360"/>
       </w:pPr>
       <w:rPr>
         <w:rFonts w:ascii="Courier New" w:hAnsi="Courier New" w:cs="Courier New" w:hint="default"/>
@@ -25450,7 +25370,7 @@
       <w:lvlText w:val=""/>
       <w:lvlJc w:val="left"/>
       <w:pPr>
-        <w:ind w:left="4320" w:hanging="360"/>
+        <w:ind w:left="4668" w:hanging="360"/>
       </w:pPr>
       <w:rPr>
         <w:rFonts w:ascii="Wingdings" w:hAnsi="Wingdings" w:hint="default"/>
@@ -25462,7 +25382,7 @@
       <w:lvlText w:val=""/>
       <w:lvlJc w:val="left"/>
       <w:pPr>
-        <w:ind w:left="5040" w:hanging="360"/>
+        <w:ind w:left="5388" w:hanging="360"/>
       </w:pPr>
       <w:rPr>
         <w:rFonts w:ascii="Symbol" w:hAnsi="Symbol" w:hint="default"/>
@@ -25474,7 +25394,7 @@
       <w:lvlText w:val="o"/>
       <w:lvlJc w:val="left"/>
       <w:pPr>
-        <w:ind w:left="5760" w:hanging="360"/>
+        <w:ind w:left="6108" w:hanging="360"/>
       </w:pPr>
       <w:rPr>
         <w:rFonts w:ascii="Courier New" w:hAnsi="Courier New" w:cs="Courier New" w:hint="default"/>
@@ -25486,7 +25406,7 @@
       <w:lvlText w:val=""/>
       <w:lvlJc w:val="left"/>
       <w:pPr>
-        <w:ind w:left="6480" w:hanging="360"/>
+        <w:ind w:left="6828" w:hanging="360"/>
       </w:pPr>
       <w:rPr>
         <w:rFonts w:ascii="Wingdings" w:hAnsi="Wingdings" w:hint="default"/>
@@ -27886,6 +27806,19 @@
 </file>
 
 <file path=customXml/item1.xml><?xml version="1.0" encoding="utf-8"?>
+<?mso-contentType ?>
+<FormTemplates xmlns="http://schemas.microsoft.com/sharepoint/v3/contenttype/forms">
+  <Display>DocumentLibraryForm</Display>
+  <Edit>DocumentLibraryForm</Edit>
+  <New>DocumentLibraryForm</New>
+</FormTemplates>
+</file>
+
+<file path=customXml/item2.xml><?xml version="1.0" encoding="utf-8"?>
+<b:Sources xmlns:b="http://schemas.openxmlformats.org/officeDocument/2006/bibliography" xmlns="http://schemas.openxmlformats.org/officeDocument/2006/bibliography" SelectedStyle="\APASixthEditionOfficeOnline.xsl" StyleName="APA" Version="6"/>
+</file>
+
+<file path=customXml/item3.xml><?xml version="1.0" encoding="utf-8"?>
 <ct:contentTypeSchema xmlns:ct="http://schemas.microsoft.com/office/2006/metadata/contentType" xmlns:ma="http://schemas.microsoft.com/office/2006/metadata/properties/metaAttributes" ct:_="" ma:_="" ma:contentTypeName="Documento" ma:contentTypeID="0x0101006A81D6BD42E8DF4C91013959704817E1" ma:contentTypeVersion="15" ma:contentTypeDescription="Crear nuevo documento." ma:contentTypeScope="" ma:versionID="bf4f72ffd194f0963ff564daca6869f7">
   <xsd:schema xmlns:xsd="http://www.w3.org/2001/XMLSchema" xmlns:xs="http://www.w3.org/2001/XMLSchema" xmlns:p="http://schemas.microsoft.com/office/2006/metadata/properties" xmlns:ns2="13c90a0b-73bc-4dc0-be5f-28d77b615beb" xmlns:ns3="13c93bba-48ce-428c-bfe5-88b42c19b028" targetNamespace="http://schemas.microsoft.com/office/2006/metadata/properties" ma:root="true" ma:fieldsID="8718d6f4873a5b1392a45044efa78385" ns2:_="" ns3:_="">
     <xsd:import namespace="13c90a0b-73bc-4dc0-be5f-28d77b615beb"/>
@@ -28120,19 +28053,6 @@
 </ct:contentTypeSchema>
 </file>
 
-<file path=customXml/item2.xml><?xml version="1.0" encoding="utf-8"?>
-<b:Sources xmlns:b="http://schemas.openxmlformats.org/officeDocument/2006/bibliography" xmlns="http://schemas.openxmlformats.org/officeDocument/2006/bibliography" SelectedStyle="\APASixthEditionOfficeOnline.xsl" StyleName="APA" Version="6"/>
-</file>
-
-<file path=customXml/item3.xml><?xml version="1.0" encoding="utf-8"?>
-<?mso-contentType ?>
-<FormTemplates xmlns="http://schemas.microsoft.com/sharepoint/v3/contenttype/forms">
-  <Display>DocumentLibraryForm</Display>
-  <Edit>DocumentLibraryForm</Edit>
-  <New>DocumentLibraryForm</New>
-</FormTemplates>
-</file>
-
 <file path=customXml/item4.xml><?xml version="1.0" encoding="utf-8"?>
 <p:properties xmlns:p="http://schemas.microsoft.com/office/2006/metadata/properties" xmlns:xsi="http://www.w3.org/2001/XMLSchema-instance" xmlns:pc="http://schemas.microsoft.com/office/infopath/2007/PartnerControls">
   <documentManagement>
@@ -28145,6 +28065,22 @@
 </file>
 
 <file path=customXml/itemProps1.xml><?xml version="1.0" encoding="utf-8"?>
+<ds:datastoreItem xmlns:ds="http://schemas.openxmlformats.org/officeDocument/2006/customXml" ds:itemID="{10663269-2064-4804-8290-36D4A57F5557}">
+  <ds:schemaRefs>
+    <ds:schemaRef ds:uri="http://schemas.microsoft.com/sharepoint/v3/contenttype/forms"/>
+  </ds:schemaRefs>
+</ds:datastoreItem>
+</file>
+
+<file path=customXml/itemProps2.xml><?xml version="1.0" encoding="utf-8"?>
+<ds:datastoreItem xmlns:ds="http://schemas.openxmlformats.org/officeDocument/2006/customXml" ds:itemID="{B26595B2-465F-4D33-B406-3A3320F5F5A7}">
+  <ds:schemaRefs>
+    <ds:schemaRef ds:uri="http://schemas.openxmlformats.org/officeDocument/2006/bibliography"/>
+  </ds:schemaRefs>
+</ds:datastoreItem>
+</file>
+
+<file path=customXml/itemProps3.xml><?xml version="1.0" encoding="utf-8"?>
 <ds:datastoreItem xmlns:ds="http://schemas.openxmlformats.org/officeDocument/2006/customXml" ds:itemID="{59065960-E0CA-4804-83B5-320CBCDCC160}">
   <ds:schemaRefs>
     <ds:schemaRef ds:uri="http://schemas.microsoft.com/office/2006/metadata/contentType"/>
@@ -28163,22 +28099,6 @@
 </ds:datastoreItem>
 </file>
 
-<file path=customXml/itemProps2.xml><?xml version="1.0" encoding="utf-8"?>
-<ds:datastoreItem xmlns:ds="http://schemas.openxmlformats.org/officeDocument/2006/customXml" ds:itemID="{B26595B2-465F-4D33-B406-3A3320F5F5A7}">
-  <ds:schemaRefs>
-    <ds:schemaRef ds:uri="http://schemas.openxmlformats.org/officeDocument/2006/bibliography"/>
-  </ds:schemaRefs>
-</ds:datastoreItem>
-</file>
-
-<file path=customXml/itemProps3.xml><?xml version="1.0" encoding="utf-8"?>
-<ds:datastoreItem xmlns:ds="http://schemas.openxmlformats.org/officeDocument/2006/customXml" ds:itemID="{10663269-2064-4804-8290-36D4A57F5557}">
-  <ds:schemaRefs>
-    <ds:schemaRef ds:uri="http://schemas.microsoft.com/sharepoint/v3/contenttype/forms"/>
-  </ds:schemaRefs>
-</ds:datastoreItem>
-</file>
-
 <file path=customXml/itemProps4.xml><?xml version="1.0" encoding="utf-8"?>
 <ds:datastoreItem xmlns:ds="http://schemas.openxmlformats.org/officeDocument/2006/customXml" ds:itemID="{1279454D-02BE-4A9C-A117-DCD1573E2608}">
   <ds:schemaRefs>
